--- a/Tehniskā  dokumentācija.docx
+++ b/Tehniskā  dokumentācija.docx
@@ -2806,13 +2806,7 @@
                               <w:rPr>
                                 <w:szCs w:val="20"/>
                               </w:rPr>
-                              <w:t xml:space="preserve">2.2. </w:t>
-                            </w:r>
-                            <w:r>
-                              <w:rPr>
-                                <w:szCs w:val="20"/>
-                              </w:rPr>
-                              <w:t>att. Lietojumu gadījumu diagrammas otrā daļa</w:t>
+                              <w:t>2.2. att. Lietojumu gadījumu diagrammas otrā daļa</w:t>
                             </w:r>
                           </w:p>
                         </w:txbxContent>
@@ -7141,8 +7135,8 @@
         <w:spacing w:before="0" w:after="0" w:line="360" w:lineRule="auto"/>
         <w:ind w:left="720"/>
       </w:pPr>
-      <w:bookmarkStart w:id="55" w:name="_Toc1938556152"/>
-      <w:bookmarkStart w:id="56" w:name="_Toc231296605"/>
+      <w:bookmarkStart w:id="55" w:name="_Toc231296605"/>
+      <w:bookmarkStart w:id="56" w:name="_Toc1938556152"/>
       <w:r>
         <w:rPr>
           <w:rFonts w:ascii="Times New Roman" w:hAnsi="Times New Roman" w:cs="Times New Roman"/>
@@ -7154,7 +7148,7 @@
         </w:rPr>
         <w:t>4.1. Sistēmas statiskais skats</w:t>
       </w:r>
-      <w:bookmarkEnd w:id="56"/>
+      <w:bookmarkEnd w:id="55"/>
     </w:p>
     <w:p>
       <w:pPr>
@@ -7181,7 +7175,7 @@
         </w:rPr>
         <w:t>4.1.1. ER diagramma</w:t>
       </w:r>
-      <w:bookmarkEnd w:id="55"/>
+      <w:bookmarkEnd w:id="56"/>
     </w:p>
     <w:p>
       <w:pPr>
@@ -7236,13 +7230,7 @@
                               <w:rPr>
                                 <w:szCs w:val="20"/>
                               </w:rPr>
-                              <w:t xml:space="preserve">4.1. </w:t>
-                            </w:r>
-                            <w:r>
-                              <w:rPr>
-                                <w:szCs w:val="20"/>
-                              </w:rPr>
-                              <w:t>att. ER diagramma</w:t>
+                              <w:t>4.1. att. ER diagramma</w:t>
                             </w:r>
                           </w:p>
                         </w:txbxContent>
@@ -7440,13 +7428,7 @@
                               <w:rPr>
                                 <w:szCs w:val="20"/>
                               </w:rPr>
-                              <w:t xml:space="preserve">4.2. </w:t>
-                            </w:r>
-                            <w:r>
-                              <w:rPr>
-                                <w:szCs w:val="20"/>
-                              </w:rPr>
-                              <w:t>att. Programmatūras produkta (sistēmas) struktūra</w:t>
+                              <w:t>4.2. att. Programmatūras produkta (sistēmas) struktūra</w:t>
                             </w:r>
                           </w:p>
                         </w:txbxContent>
@@ -14286,13 +14268,7 @@
                               <w:rPr>
                                 <w:szCs w:val="20"/>
                               </w:rPr>
-                              <w:t xml:space="preserve">4.3. </w:t>
-                            </w:r>
-                            <w:r>
-                              <w:rPr>
-                                <w:szCs w:val="20"/>
-                              </w:rPr>
-                              <w:t>att. Datu plūsmu diagramma ziņas lasīšanai</w:t>
+                              <w:t>4.3. att. Datu plūsmu diagramma ziņas lasīšanai</w:t>
                             </w:r>
                           </w:p>
                         </w:txbxContent>
@@ -14629,13 +14605,7 @@
                               <w:rPr>
                                 <w:szCs w:val="20"/>
                               </w:rPr>
-                              <w:t xml:space="preserve">4.4. </w:t>
-                            </w:r>
-                            <w:r>
-                              <w:rPr>
-                                <w:szCs w:val="20"/>
-                              </w:rPr>
-                              <w:t>att. Datu plūsmu diagramma ziņas novērtēšanai baļļu skalā</w:t>
+                              <w:t>4.4. att. Datu plūsmu diagramma ziņas novērtēšanai baļļu skalā</w:t>
                             </w:r>
                           </w:p>
                         </w:txbxContent>
@@ -15054,13 +15024,7 @@
                               <w:rPr>
                                 <w:szCs w:val="20"/>
                               </w:rPr>
-                              <w:t xml:space="preserve">4.6. </w:t>
-                            </w:r>
-                            <w:r>
-                              <w:rPr>
-                                <w:szCs w:val="20"/>
-                              </w:rPr>
-                              <w:t>att. Datu plūsmu diagramma savas atsauksmes dzēšanai</w:t>
+                              <w:t>4.6. att. Datu plūsmu diagramma savas atsauksmes dzēšanai</w:t>
                             </w:r>
                           </w:p>
                         </w:txbxContent>
@@ -15361,13 +15325,7 @@
                               <w:rPr>
                                 <w:szCs w:val="20"/>
                               </w:rPr>
-                              <w:t xml:space="preserve">4.7. </w:t>
-                            </w:r>
-                            <w:r>
-                              <w:rPr>
-                                <w:szCs w:val="20"/>
-                              </w:rPr>
-                              <w:t>att. Aktivitāšu diagramma pieteikšanās kontā</w:t>
+                              <w:t>4.7. att. Aktivitāšu diagramma pieteikšanās kontā</w:t>
                             </w:r>
                           </w:p>
                         </w:txbxContent>
@@ -15569,13 +15527,7 @@
                               <w:rPr>
                                 <w:szCs w:val="20"/>
                               </w:rPr>
-                              <w:t xml:space="preserve">4.8. </w:t>
-                            </w:r>
-                            <w:r>
-                              <w:rPr>
-                                <w:szCs w:val="20"/>
-                              </w:rPr>
-                              <w:t>att. Aktivitāšu diagramma ziņas izveidei</w:t>
+                              <w:t>4.8. att. Aktivitāšu diagramma ziņas izveidei</w:t>
                             </w:r>
                           </w:p>
                         </w:txbxContent>
@@ -16065,13 +16017,7 @@
                               <w:rPr>
                                 <w:szCs w:val="20"/>
                               </w:rPr>
-                              <w:t xml:space="preserve">4.9. </w:t>
-                            </w:r>
-                            <w:r>
-                              <w:rPr>
-                                <w:szCs w:val="20"/>
-                              </w:rPr>
-                              <w:t>att. Aktivitāšu diagramma atsauksmes pievienošanai ziņai</w:t>
+                              <w:t>4.9. att. Aktivitāšu diagramma atsauksmes pievienošanai ziņai</w:t>
                             </w:r>
                           </w:p>
                         </w:txbxContent>
@@ -16337,10 +16283,7 @@
                         <w:txbxContent>
                           <w:p>
                             <w:r>
-                              <w:t xml:space="preserve">5.1. </w:t>
-                            </w:r>
-                            <w:r>
-                              <w:t>att. Navigācijas joslas kategoriju izvēlne</w:t>
+                              <w:t>5.1. att. Navigācijas joslas kategoriju izvēlne</w:t>
                             </w:r>
                           </w:p>
                         </w:txbxContent>
@@ -16683,10 +16626,7 @@
                         <w:txbxContent>
                           <w:p>
                             <w:r>
-                              <w:t xml:space="preserve">5.2. </w:t>
-                            </w:r>
-                            <w:r>
-                              <w:t>att. Sānu izvēlne piereģistrētam lietotājam</w:t>
+                              <w:t>5.2. att. Sānu izvēlne piereģistrētam lietotājam</w:t>
                             </w:r>
                           </w:p>
                         </w:txbxContent>
@@ -16899,10 +16839,7 @@
                         <w:txbxContent>
                           <w:p>
                             <w:r>
-                              <w:t xml:space="preserve">5.3. </w:t>
-                            </w:r>
-                            <w:r>
-                              <w:t>att. Ziņas veidošanas forma</w:t>
+                              <w:t>5.3. att. Ziņas veidošanas forma</w:t>
                             </w:r>
                           </w:p>
                         </w:txbxContent>
@@ -17250,10 +17187,7 @@
                         <w:txbxContent>
                           <w:p>
                             <w:r>
-                              <w:t xml:space="preserve">5.4. </w:t>
-                            </w:r>
-                            <w:r>
-                              <w:t>att. Atsauksmes pievienošanas lauks</w:t>
+                              <w:t>5.4. att. Atsauksmes pievienošanas lauks</w:t>
                             </w:r>
                           </w:p>
                         </w:txbxContent>
@@ -17664,10 +17598,7 @@
                         <w:txbxContent>
                           <w:p>
                             <w:r>
-                              <w:t xml:space="preserve">5.5. </w:t>
-                            </w:r>
-                            <w:r>
-                              <w:t>att. Tiešsaistes tērzētavas logs</w:t>
+                              <w:t>5.5. att. Tiešsaistes tērzētavas logs</w:t>
                             </w:r>
                           </w:p>
                         </w:txbxContent>
@@ -17910,10 +17841,7 @@
                         <w:txbxContent>
                           <w:p>
                             <w:r>
-                              <w:t xml:space="preserve">5.6. </w:t>
-                            </w:r>
-                            <w:r>
-                              <w:t>att. Navigācijas joslas ziņu meklēšanas ievades lauks</w:t>
+                              <w:t>5.6. att. Navigācijas joslas ziņu meklēšanas ievades lauks</w:t>
                             </w:r>
                           </w:p>
                         </w:txbxContent>
@@ -18255,10 +18183,7 @@
                         <w:txbxContent>
                           <w:p>
                             <w:r>
-                              <w:t xml:space="preserve">5.7. </w:t>
-                            </w:r>
-                            <w:r>
-                              <w:t>att. Darbinieka atsauksme</w:t>
+                              <w:t>5.7. att. Darbinieka atsauksme</w:t>
                             </w:r>
                           </w:p>
                         </w:txbxContent>
@@ -18553,10 +18478,7 @@
                         <w:txbxContent>
                           <w:p>
                             <w:r>
-                              <w:t xml:space="preserve">5.8. </w:t>
-                            </w:r>
-                            <w:r>
-                              <w:t>att. Atsauksmes rediģēšanas logs</w:t>
+                              <w:t>5.8. att. Atsauksmes rediģēšanas logs</w:t>
                             </w:r>
                           </w:p>
                         </w:txbxContent>
@@ -18787,10 +18709,7 @@
                         <w:txbxContent>
                           <w:p>
                             <w:r>
-                              <w:t xml:space="preserve">5.9. </w:t>
-                            </w:r>
-                            <w:r>
-                              <w:t>att. Lietotāja veidota ziņa</w:t>
+                              <w:t>5.9. att. Lietotāja veidota ziņa</w:t>
                             </w:r>
                           </w:p>
                         </w:txbxContent>
@@ -18868,16 +18787,7 @@
                         <w:txbxContent>
                           <w:p>
                             <w:r>
-                              <w:t>5.</w:t>
-                            </w:r>
-                            <w:r>
-                              <w:t>9</w:t>
-                            </w:r>
-                            <w:r>
-                              <w:t xml:space="preserve">. att. </w:t>
-                            </w:r>
-                            <w:r>
-                              <w:t>Lietotāja veidota ziņa</w:t>
+                              <w:t>5.9. att. Lietotāja veidota ziņa</w:t>
                             </w:r>
                           </w:p>
                         </w:txbxContent>
@@ -19384,10 +19294,7 @@
                         <w:txbxContent>
                           <w:p>
                             <w:r>
-                              <w:t xml:space="preserve">6.1. </w:t>
-                            </w:r>
-                            <w:r>
-                              <w:t>att. Kļūdas paziņojums par obligāto lauku neaizpildīšanu</w:t>
+                              <w:t>6.1. att. Kļūdas paziņojums par obligāto lauku neaizpildīšanu</w:t>
                             </w:r>
                           </w:p>
                         </w:txbxContent>
@@ -19927,10 +19834,7 @@
                         <w:txbxContent>
                           <w:p>
                             <w:r>
-                              <w:t xml:space="preserve">6.2. </w:t>
-                            </w:r>
-                            <w:r>
-                              <w:t>att. Atsauksmes pievienošana rakstot html kodu</w:t>
+                              <w:t>6.2. att. Atsauksmes pievienošana rakstot html kodu</w:t>
                             </w:r>
                           </w:p>
                         </w:txbxContent>
@@ -20567,16 +20471,7 @@
                         <w:txbxContent>
                           <w:p>
                             <w:r>
-                              <w:t>6.</w:t>
-                            </w:r>
-                            <w:r>
-                              <w:t>4</w:t>
-                            </w:r>
-                            <w:r>
-                              <w:t xml:space="preserve">. att. </w:t>
-                            </w:r>
-                            <w:r>
-                              <w:t>Jauna lietotāja reģistrācijas forma</w:t>
+                              <w:t>6.4. att. Jauna lietotāja reģistrācijas forma</w:t>
                             </w:r>
                           </w:p>
                         </w:txbxContent>
@@ -20660,10 +20555,7 @@
                         <w:txbxContent>
                           <w:p>
                             <w:r>
-                              <w:t xml:space="preserve">6.4. </w:t>
-                            </w:r>
-                            <w:r>
-                              <w:t>att. Jauna lietotāja reģistrācijas forma</w:t>
+                              <w:t>6.4. att. Jauna lietotāja reģistrācijas forma</w:t>
                             </w:r>
                           </w:p>
                         </w:txbxContent>
@@ -20915,10 +20807,7 @@
                         <w:txbxContent>
                           <w:p>
                             <w:r>
-                              <w:t xml:space="preserve">6.5. </w:t>
-                            </w:r>
-                            <w:r>
-                              <w:t>att. Kļūdas paziņojums par ievadīto lietotāja datu neatbilstību prasībām</w:t>
+                              <w:t>6.5. att. Kļūdas paziņojums par ievadīto lietotāja datu neatbilstību prasībām</w:t>
                             </w:r>
                           </w:p>
                         </w:txbxContent>
@@ -21044,21 +20933,6 @@
           <w:rFonts w:cs="Times New Roman"/>
           <w:color w:val="000000"/>
         </w:rPr>
-        <w:t>Kvalifikācijas prakses un EIKT produktu izstrādes prakses laikā uzņēmumā SIA eXpoint tika izveidotas vairākas mājas lapas dažādiem prakses uzņēmuma klientiem, tika izveidotas atsevišķas daļas dažiem interneta veikaliem, piemēram, atsevišķas lapas ar pieprasīto noformējumu un funkcionalitāti, datu apstrāde aizmugurējā un priekšgala sistēmās, ārējais izskats atsevišķiem elementiem. Prakses laikā tika apgūts darbs ar satvaru MDBootstrap, padziļinātāk tika apgūta PHP valoda un tās iespējas darbā ar lielām, sarežģītām sistēmām, kā arī tika apgūti AJAX rīka pamati.</w:t>
-      </w:r>
-    </w:p>
-    <w:p>
-      <w:pPr>
-        <w:pStyle w:val="Standard"/>
-        <w:spacing w:after="0" w:line="360" w:lineRule="auto"/>
-        <w:ind w:firstLine="720"/>
-        <w:jc w:val="both"/>
-      </w:pPr>
-      <w:r>
-        <w:rPr>
-          <w:rFonts w:cs="Times New Roman"/>
-          <w:color w:val="000000"/>
-        </w:rPr>
         <w:t>Izveidots strādājošs ziņu portāls, kurā var iegūt jaunākās ziņas Latvijā un pasaulē un kurā ir realizēts viss iecerētais funkcionāls. Ievadā izvirzīto uzdevumu izpildes analīze:</w:t>
       </w:r>
     </w:p>
@@ -21199,15 +21073,7 @@
           <w:rFonts w:cs="Times New Roman"/>
           <w:color w:val="000000"/>
         </w:rPr>
-        <w:t xml:space="preserve">izveidot ziņojumu apmaiņas sistēmu - ir izveidota iespēja pievienot un dzēst atsauksmes pie ziņām, kā arī iespēja sarakstīties tiešsaistes tērzētavās. Katrā kategorijā ir sava </w:t>
-      </w:r>
-      <w:r>
-        <w:rPr>
-          <w:rFonts w:cs="Times New Roman"/>
-          <w:color w:val="000000"/>
-        </w:rPr>
-        <w:lastRenderedPageBreak/>
-        <w:t>tiešsaistes tērzētava. Darbiniekiem un administratoriem ir iespēja rediģēt savas atsauksmes un dzēst citu lietotāju ziņas tiešsaistes tērzētavās;</w:t>
+        <w:t>izveidot ziņojumu apmaiņas sistēmu - ir izveidota iespēja pievienot un dzēst atsauksmes pie ziņām, kā arī iespēja sarakstīties tiešsaistes tērzētavās. Katrā kategorijā ir sava tiešsaistes tērzētava. Darbiniekiem un administratoriem ir iespēja rediģēt savas atsauksmes un dzēst citu lietotāju ziņas tiešsaistes tērzētavās;</w:t>
       </w:r>
     </w:p>
     <w:p>
@@ -21267,6 +21133,7 @@
           <w:rFonts w:cs="Times New Roman"/>
           <w:color w:val="000000"/>
         </w:rPr>
+        <w:lastRenderedPageBreak/>
         <w:t>izveidot atsevišķu saskarni portāla darbiniekiem un administratoriem – ir izveidota atsevišķa saskarne portāla darbiniekiem un administratoriem, ar kuras palīdzību var pārvaldīt visu ziņu portāla saturu;</w:t>
       </w:r>
     </w:p>
@@ -21349,6 +21216,9 @@
         <w:spacing w:after="0" w:line="360" w:lineRule="auto"/>
       </w:pPr>
     </w:p>
+    <w:bookmarkStart w:id="75" w:name="_Toc1334722272_Copy_1"/>
+    <w:bookmarkStart w:id="76" w:name="__RefHeading___Toc2748_3115770942_Copy_1"/>
+    <w:bookmarkStart w:id="77" w:name="_Toc231296614"/>
     <w:p>
       <w:pPr>
         <w:pStyle w:val="Heading1"/>
@@ -21358,9 +21228,6 @@
         <w:spacing w:before="0" w:after="240" w:line="360" w:lineRule="auto"/>
         <w:jc w:val="center"/>
       </w:pPr>
-      <w:bookmarkStart w:id="75" w:name="_Toc1334722272_Copy_1"/>
-      <w:bookmarkStart w:id="76" w:name="__RefHeading___Toc2748_3115770942_Copy_1"/>
-      <w:bookmarkStart w:id="77" w:name="_Toc231296614"/>
       <w:r>
         <w:rPr>
           <w:rFonts w:cs="Times New Roman"/>
@@ -21410,10 +21277,7 @@
                               <w:spacing w:line="360" w:lineRule="auto"/>
                             </w:pPr>
                             <w:r>
-                              <w:t xml:space="preserve">Asinhrons </w:t>
-                            </w:r>
-                            <w:r>
-                              <w:t>JavaScript un XML (no angļu val.</w:t>
+                              <w:t>Asinhrons JavaScript un XML (no angļu val.</w:t>
                             </w:r>
                             <w:r>
                               <w:rPr>
@@ -22561,24 +22425,14 @@
       <w:r>
         <w:t xml:space="preserve">. TypeScript Introduction: What is TypeScript? Why should I use TypeScript?. [Tiešsaiste] 2026. [Citēts: 2026. gada 12. aprīlis] </w:t>
       </w:r>
-      <w:r>
-        <w:fldChar w:fldCharType="begin"/>
-      </w:r>
-      <w:r>
-        <w:instrText>HYPERLINK "https://www.w3schools.com/typescript/typescript_intro.php"</w:instrText>
-      </w:r>
-      <w:r>
-        <w:fldChar w:fldCharType="separate"/>
-      </w:r>
-      <w:r>
-        <w:rPr>
-          <w:rStyle w:val="Internetlink"/>
-        </w:rPr>
-        <w:t>https://www.w3schools.com/typescript/typescript_intro.php</w:t>
-      </w:r>
-      <w:r>
-        <w:fldChar w:fldCharType="end"/>
-      </w:r>
+      <w:hyperlink r:id="rId38" w:history="1">
+        <w:r>
+          <w:rPr>
+            <w:rStyle w:val="Internetlink"/>
+          </w:rPr>
+          <w:t>https://www.w3schools.com/typescript/typescript_intro.php</w:t>
+        </w:r>
+      </w:hyperlink>
     </w:p>
     <w:p>
       <w:pPr>
@@ -22614,7 +22468,7 @@
           <w:tab w:val="clear" w:pos="9355"/>
         </w:tabs>
       </w:pPr>
-      <w:hyperlink r:id="rId38" w:history="1">
+      <w:hyperlink r:id="rId39" w:history="1">
         <w:r>
           <w:rPr>
             <w:rStyle w:val="Hyperlink"/>
@@ -22648,7 +22502,7 @@
       <w:r>
         <w:t xml:space="preserve">februāris] </w:t>
       </w:r>
-      <w:hyperlink r:id="rId39" w:history="1">
+      <w:hyperlink r:id="rId40" w:history="1">
         <w:r>
           <w:rPr>
             <w:rStyle w:val="Internetlink"/>
@@ -22682,7 +22536,7 @@
       <w:r>
         <w:t xml:space="preserve">februāris] </w:t>
       </w:r>
-      <w:hyperlink r:id="rId40" w:history="1">
+      <w:hyperlink r:id="rId41" w:history="1">
         <w:r>
           <w:rPr>
             <w:rStyle w:val="Internetlink"/>
@@ -22725,7 +22579,7 @@
           <w:tab w:val="clear" w:pos="9355"/>
         </w:tabs>
       </w:pPr>
-      <w:hyperlink r:id="rId41" w:history="1">
+      <w:hyperlink r:id="rId42" w:history="1">
         <w:r>
           <w:rPr>
             <w:rStyle w:val="Internetlink"/>
@@ -22759,7 +22613,7 @@
       <w:r>
         <w:t xml:space="preserve">februāris] </w:t>
       </w:r>
-      <w:hyperlink r:id="rId42" w:history="1">
+      <w:hyperlink r:id="rId43" w:history="1">
         <w:r>
           <w:rPr>
             <w:rStyle w:val="Internetlink"/>
@@ -22796,7 +22650,7 @@
           <w:tab w:val="clear" w:pos="9355"/>
         </w:tabs>
       </w:pPr>
-      <w:hyperlink r:id="rId43" w:history="1">
+      <w:hyperlink r:id="rId44" w:history="1">
         <w:r>
           <w:rPr>
             <w:rStyle w:val="Internetlink"/>
@@ -22831,24 +22685,14 @@
       <w:r>
         <w:t xml:space="preserve">2026. gada 18. februāris] </w:t>
       </w:r>
-      <w:r>
-        <w:fldChar w:fldCharType="begin"/>
-      </w:r>
-      <w:r>
-        <w:instrText>HYPERLINK "https://www.w3schools.com/postgresql/postgresql_intro.php"</w:instrText>
-      </w:r>
-      <w:r>
-        <w:fldChar w:fldCharType="separate"/>
-      </w:r>
-      <w:r>
-        <w:rPr>
-          <w:rStyle w:val="Internetlink"/>
-        </w:rPr>
-        <w:t>https://www.w3schools.com/postgresql/postgresql_intro.php</w:t>
-      </w:r>
-      <w:r>
-        <w:fldChar w:fldCharType="end"/>
-      </w:r>
+      <w:hyperlink r:id="rId45" w:history="1">
+        <w:r>
+          <w:rPr>
+            <w:rStyle w:val="Internetlink"/>
+          </w:rPr>
+          <w:t>https://www.w3schools.com/postgresql/postgresql_intro.php</w:t>
+        </w:r>
+      </w:hyperlink>
     </w:p>
     <w:p>
       <w:pPr>
@@ -22890,7 +22734,7 @@
           <w:tab w:val="clear" w:pos="9355"/>
         </w:tabs>
       </w:pPr>
-      <w:hyperlink r:id="rId44" w:history="1">
+      <w:hyperlink r:id="rId46" w:history="1">
         <w:r>
           <w:rPr>
             <w:rStyle w:val="Hyperlink"/>
@@ -22924,7 +22768,7 @@
       <w:r>
         <w:t xml:space="preserve">februāris] </w:t>
       </w:r>
-      <w:hyperlink r:id="rId45" w:history="1">
+      <w:hyperlink r:id="rId47" w:history="1">
         <w:r>
           <w:rPr>
             <w:rStyle w:val="Internetlink"/>
@@ -22958,7 +22802,7 @@
       <w:r>
         <w:t xml:space="preserve">februāris] </w:t>
       </w:r>
-      <w:hyperlink r:id="rId46" w:history="1">
+      <w:hyperlink r:id="rId48" w:history="1">
         <w:r>
           <w:rPr>
             <w:rStyle w:val="Internetlink"/>
@@ -22995,7 +22839,7 @@
           <w:tab w:val="clear" w:pos="9355"/>
         </w:tabs>
       </w:pPr>
-      <w:hyperlink r:id="rId47" w:history="1">
+      <w:hyperlink r:id="rId49" w:history="1">
         <w:r>
           <w:rPr>
             <w:rStyle w:val="Internetlink"/>
@@ -23038,7 +22882,7 @@
           <w:tab w:val="clear" w:pos="9355"/>
         </w:tabs>
       </w:pPr>
-      <w:hyperlink r:id="rId48" w:history="1">
+      <w:hyperlink r:id="rId50" w:history="1">
         <w:r>
           <w:rPr>
             <w:rStyle w:val="Hyperlink"/>
@@ -23072,7 +22916,7 @@
       <w:r>
         <w:t xml:space="preserve">aprīlis] </w:t>
       </w:r>
-      <w:hyperlink r:id="rId49" w:history="1">
+      <w:hyperlink r:id="rId51" w:history="1">
         <w:r>
           <w:rPr>
             <w:rStyle w:val="Internetlink"/>
@@ -23106,24 +22950,14 @@
       <w:r>
         <w:t xml:space="preserve">2026. gada 18. februāris] </w:t>
       </w:r>
-      <w:r>
-        <w:fldChar w:fldCharType="begin"/>
-      </w:r>
-      <w:r>
-        <w:instrText>HYPERLINK "https://www.hostinger.com/tutorials/what-is-vs-code"</w:instrText>
-      </w:r>
-      <w:r>
-        <w:fldChar w:fldCharType="separate"/>
-      </w:r>
-      <w:r>
-        <w:rPr>
-          <w:rStyle w:val="Internetlink"/>
-        </w:rPr>
-        <w:t>https://www.hostinger.com/tutorials/what-is-vs-code</w:t>
-      </w:r>
-      <w:r>
-        <w:fldChar w:fldCharType="end"/>
-      </w:r>
+      <w:hyperlink r:id="rId52" w:history="1">
+        <w:r>
+          <w:rPr>
+            <w:rStyle w:val="Internetlink"/>
+          </w:rPr>
+          <w:t>https://www.hostinger.com/tutorials/what-is-vs-code</w:t>
+        </w:r>
+      </w:hyperlink>
     </w:p>
     <w:p>
       <w:pPr>
@@ -23144,24 +22978,14 @@
       <w:r>
         <w:t xml:space="preserve">. Code with extensions. Code in any language. [Tiešsaiste] 2026. [Citēts: 2026. gada 18. februāris] </w:t>
       </w:r>
-      <w:r>
-        <w:fldChar w:fldCharType="begin"/>
-      </w:r>
-      <w:r>
-        <w:instrText>HYPERLINK "https://code.visualstudio.com/"</w:instrText>
-      </w:r>
-      <w:r>
-        <w:fldChar w:fldCharType="separate"/>
-      </w:r>
-      <w:r>
-        <w:rPr>
-          <w:rStyle w:val="Internetlink"/>
-        </w:rPr>
-        <w:t>https://code.visualstudio.com/</w:t>
-      </w:r>
-      <w:r>
-        <w:fldChar w:fldCharType="end"/>
-      </w:r>
+      <w:hyperlink r:id="rId53" w:history="1">
+        <w:r>
+          <w:rPr>
+            <w:rStyle w:val="Internetlink"/>
+          </w:rPr>
+          <w:t>https://code.visualstudio.com/</w:t>
+        </w:r>
+      </w:hyperlink>
     </w:p>
     <w:p>
       <w:pPr>
@@ -23191,7 +23015,7 @@
           <w:tab w:val="clear" w:pos="9355"/>
         </w:tabs>
       </w:pPr>
-      <w:hyperlink r:id="rId50" w:history="1">
+      <w:hyperlink r:id="rId54" w:history="1">
         <w:r>
           <w:rPr>
             <w:rStyle w:val="Internetlink"/>
@@ -23234,7 +23058,7 @@
           <w:tab w:val="clear" w:pos="9355"/>
         </w:tabs>
       </w:pPr>
-      <w:hyperlink r:id="rId51" w:history="1">
+      <w:hyperlink r:id="rId55" w:history="1">
         <w:r>
           <w:rPr>
             <w:rStyle w:val="Hyperlink"/>
@@ -23271,7 +23095,7 @@
           <w:tab w:val="clear" w:pos="9355"/>
         </w:tabs>
       </w:pPr>
-      <w:hyperlink r:id="rId52" w:history="1">
+      <w:hyperlink r:id="rId56" w:history="1">
         <w:r>
           <w:rPr>
             <w:rStyle w:val="Internetlink"/>
@@ -23299,24 +23123,14 @@
       <w:r>
         <w:t xml:space="preserve">. jQuery Introduction: What is jQuery?. [Tiešsaiste] 2026. [Citēts: 2026. gada 18. februāris] </w:t>
       </w:r>
-      <w:r>
-        <w:fldChar w:fldCharType="begin"/>
-      </w:r>
-      <w:r>
-        <w:instrText>HYPERLINK "https://www.w3schools.com/jquery/jquery_intro.asp"</w:instrText>
-      </w:r>
-      <w:r>
-        <w:fldChar w:fldCharType="separate"/>
-      </w:r>
-      <w:r>
-        <w:rPr>
-          <w:rStyle w:val="Internetlink"/>
-        </w:rPr>
-        <w:t>https://www.w3schools.com/jquery/jquery_intro.asp</w:t>
-      </w:r>
-      <w:r>
-        <w:fldChar w:fldCharType="end"/>
-      </w:r>
+      <w:hyperlink r:id="rId57" w:history="1">
+        <w:r>
+          <w:rPr>
+            <w:rStyle w:val="Internetlink"/>
+          </w:rPr>
+          <w:t>https://www.w3schools.com/jquery/jquery_intro.asp</w:t>
+        </w:r>
+      </w:hyperlink>
     </w:p>
     <w:p>
       <w:pPr>
@@ -23337,24 +23151,14 @@
       <w:r>
         <w:t xml:space="preserve">. React Introduction: What is React? How does React Work?. [Tiešsaiste] 2026. [Citēts: 2026. gada 18. februāris] </w:t>
       </w:r>
-      <w:r>
-        <w:fldChar w:fldCharType="begin"/>
-      </w:r>
-      <w:r>
-        <w:instrText>HYPERLINK "https://www.w3schools.com/REACT/react_intro.asp"</w:instrText>
-      </w:r>
-      <w:r>
-        <w:fldChar w:fldCharType="separate"/>
-      </w:r>
-      <w:r>
-        <w:rPr>
-          <w:rStyle w:val="Internetlink"/>
-        </w:rPr>
-        <w:t>https://www.w3schools.com/REACT/react_intro.asp</w:t>
-      </w:r>
-      <w:r>
-        <w:fldChar w:fldCharType="end"/>
-      </w:r>
+      <w:hyperlink r:id="rId58" w:history="1">
+        <w:r>
+          <w:rPr>
+            <w:rStyle w:val="Internetlink"/>
+          </w:rPr>
+          <w:t>https://www.w3schools.com/REACT/react_intro.asp</w:t>
+        </w:r>
+      </w:hyperlink>
     </w:p>
     <w:p>
       <w:pPr>
@@ -23384,7 +23188,7 @@
           <w:tab w:val="clear" w:pos="9355"/>
         </w:tabs>
       </w:pPr>
-      <w:hyperlink r:id="rId53" w:history="1">
+      <w:hyperlink r:id="rId59" w:history="1">
         <w:r>
           <w:rPr>
             <w:rStyle w:val="Internetlink"/>
@@ -23418,7 +23222,7 @@
       <w:r>
         <w:t xml:space="preserve">februāris] </w:t>
       </w:r>
-      <w:hyperlink r:id="rId54" w:history="1">
+      <w:hyperlink r:id="rId60" w:history="1">
         <w:r>
           <w:rPr>
             <w:rStyle w:val="Internetlink"/>
@@ -23453,7 +23257,7 @@
       <w:r>
         <w:t xml:space="preserve">februāris] </w:t>
       </w:r>
-      <w:hyperlink r:id="rId55" w:history="1">
+      <w:hyperlink r:id="rId61" w:history="1">
         <w:r>
           <w:rPr>
             <w:rStyle w:val="Internetlink"/>
@@ -23487,24 +23291,14 @@
       <w:r>
         <w:t xml:space="preserve">gada 18. februāris]  </w:t>
       </w:r>
-      <w:r>
-        <w:fldChar w:fldCharType="begin"/>
-      </w:r>
-      <w:r>
-        <w:instrText>HYPERLINK "https://www.w3schools.com/php/php_intro.asp"</w:instrText>
-      </w:r>
-      <w:r>
-        <w:fldChar w:fldCharType="separate"/>
-      </w:r>
-      <w:r>
-        <w:rPr>
-          <w:rStyle w:val="Internetlink"/>
-        </w:rPr>
-        <w:t>https://www.w3schools.com/php/php_intro.asp</w:t>
-      </w:r>
-      <w:r>
-        <w:fldChar w:fldCharType="end"/>
-      </w:r>
+      <w:hyperlink r:id="rId62" w:history="1">
+        <w:r>
+          <w:rPr>
+            <w:rStyle w:val="Internetlink"/>
+          </w:rPr>
+          <w:t>https://www.w3schools.com/php/php_intro.asp</w:t>
+        </w:r>
+      </w:hyperlink>
     </w:p>
     <w:p>
       <w:pPr>
@@ -23531,7 +23325,7 @@
       <w:r>
         <w:t xml:space="preserve">februāris] </w:t>
       </w:r>
-      <w:hyperlink r:id="rId56" w:history="1">
+      <w:hyperlink r:id="rId63" w:history="1">
         <w:r>
           <w:rPr>
             <w:rStyle w:val="Internetlink"/>
@@ -27293,7 +27087,6 @@
         </w:rPr>
         <w:t xml:space="preserve">    </w:t>
       </w:r>
-      <w:proofErr w:type="gramStart"/>
       <w:r>
         <w:rPr>
           <w:rFonts w:ascii="Consolas" w:hAnsi="Consolas" w:cs="Times New Roman"/>
@@ -27302,10 +27095,15 @@
           <w:szCs w:val="22"/>
           <w:lang w:val="en-US"/>
         </w:rPr>
-        <w:t>fetch(</w:t>
-      </w:r>
-      <w:proofErr w:type="spellStart"/>
-      <w:r>
+        <w:t>fetch(window.location.pathname + "?action=load")</w:t>
+      </w:r>
+    </w:p>
+    <w:p>
+      <w:pPr>
+        <w:pStyle w:val="Standard"/>
+        <w:spacing w:line="360" w:lineRule="auto"/>
+        <w:ind w:firstLine="720"/>
+        <w:jc w:val="both"/>
         <w:rPr>
           <w:rFonts w:ascii="Consolas" w:hAnsi="Consolas" w:cs="Times New Roman"/>
           <w:color w:val="000000"/>
@@ -27313,9 +27111,7 @@
           <w:szCs w:val="22"/>
           <w:lang w:val="en-US"/>
         </w:rPr>
-        <w:t>window.location</w:t>
-      </w:r>
-      <w:proofErr w:type="gramEnd"/>
+      </w:pPr>
       <w:r>
         <w:rPr>
           <w:rFonts w:ascii="Consolas" w:hAnsi="Consolas" w:cs="Times New Roman"/>
@@ -27324,10 +27120,15 @@
           <w:szCs w:val="22"/>
           <w:lang w:val="en-US"/>
         </w:rPr>
-        <w:t>.pathname</w:t>
-      </w:r>
-      <w:proofErr w:type="spellEnd"/>
-      <w:r>
+        <w:t>        .then(res =&gt; res.text())</w:t>
+      </w:r>
+    </w:p>
+    <w:p>
+      <w:pPr>
+        <w:pStyle w:val="Standard"/>
+        <w:spacing w:line="360" w:lineRule="auto"/>
+        <w:ind w:firstLine="720"/>
+        <w:jc w:val="both"/>
         <w:rPr>
           <w:rFonts w:ascii="Consolas" w:hAnsi="Consolas" w:cs="Times New Roman"/>
           <w:color w:val="000000"/>
@@ -27335,7 +27136,16 @@
           <w:szCs w:val="22"/>
           <w:lang w:val="en-US"/>
         </w:rPr>
-        <w:t xml:space="preserve"> + "?action=load")</w:t>
+      </w:pPr>
+      <w:r>
+        <w:rPr>
+          <w:rFonts w:ascii="Consolas" w:hAnsi="Consolas" w:cs="Times New Roman"/>
+          <w:color w:val="000000"/>
+          <w:sz w:val="22"/>
+          <w:szCs w:val="22"/>
+          <w:lang w:val="en-US"/>
+        </w:rPr>
+        <w:t>        .then(data =&gt; {</w:t>
       </w:r>
     </w:p>
     <w:p>
@@ -27360,10 +27170,15 @@
           <w:szCs w:val="22"/>
           <w:lang w:val="en-US"/>
         </w:rPr>
-        <w:t xml:space="preserve">        </w:t>
-      </w:r>
-      <w:proofErr w:type="gramStart"/>
-      <w:r>
+        <w:t>            document.getElementById("terzetava").innerHTML = data;</w:t>
+      </w:r>
+    </w:p>
+    <w:p>
+      <w:pPr>
+        <w:pStyle w:val="Standard"/>
+        <w:spacing w:line="360" w:lineRule="auto"/>
+        <w:ind w:firstLine="720"/>
+        <w:jc w:val="both"/>
         <w:rPr>
           <w:rFonts w:ascii="Consolas" w:hAnsi="Consolas" w:cs="Times New Roman"/>
           <w:color w:val="000000"/>
@@ -27371,9 +27186,7 @@
           <w:szCs w:val="22"/>
           <w:lang w:val="en-US"/>
         </w:rPr>
-        <w:t>.then</w:t>
-      </w:r>
-      <w:proofErr w:type="gramEnd"/>
+      </w:pPr>
       <w:r>
         <w:rPr>
           <w:rFonts w:ascii="Consolas" w:hAnsi="Consolas" w:cs="Times New Roman"/>
@@ -27382,10 +27195,15 @@
           <w:szCs w:val="22"/>
           <w:lang w:val="en-US"/>
         </w:rPr>
-        <w:t xml:space="preserve">(res =&gt; </w:t>
-      </w:r>
-      <w:proofErr w:type="spellStart"/>
-      <w:r>
+        <w:t>        });</w:t>
+      </w:r>
+    </w:p>
+    <w:p>
+      <w:pPr>
+        <w:pStyle w:val="Standard"/>
+        <w:spacing w:line="360" w:lineRule="auto"/>
+        <w:ind w:firstLine="720"/>
+        <w:jc w:val="both"/>
         <w:rPr>
           <w:rFonts w:ascii="Consolas" w:hAnsi="Consolas" w:cs="Times New Roman"/>
           <w:color w:val="000000"/>
@@ -27393,9 +27211,7 @@
           <w:szCs w:val="22"/>
           <w:lang w:val="en-US"/>
         </w:rPr>
-        <w:t>res.</w:t>
-      </w:r>
-      <w:proofErr w:type="gramStart"/>
+      </w:pPr>
       <w:r>
         <w:rPr>
           <w:rFonts w:ascii="Consolas" w:hAnsi="Consolas" w:cs="Times New Roman"/>
@@ -27404,10 +27220,15 @@
           <w:szCs w:val="22"/>
           <w:lang w:val="en-US"/>
         </w:rPr>
-        <w:t>text</w:t>
-      </w:r>
-      <w:proofErr w:type="spellEnd"/>
-      <w:r>
+        <w:t>}</w:t>
+      </w:r>
+    </w:p>
+    <w:p>
+      <w:pPr>
+        <w:pStyle w:val="Standard"/>
+        <w:spacing w:line="360" w:lineRule="auto"/>
+        <w:ind w:firstLine="720"/>
+        <w:jc w:val="both"/>
         <w:rPr>
           <w:rFonts w:ascii="Consolas" w:hAnsi="Consolas" w:cs="Times New Roman"/>
           <w:color w:val="000000"/>
@@ -27415,10 +27236,14 @@
           <w:szCs w:val="22"/>
           <w:lang w:val="en-US"/>
         </w:rPr>
-        <w:t>(</w:t>
-      </w:r>
-      <w:proofErr w:type="gramEnd"/>
-      <w:r>
+      </w:pPr>
+    </w:p>
+    <w:p>
+      <w:pPr>
+        <w:pStyle w:val="Standard"/>
+        <w:spacing w:line="360" w:lineRule="auto"/>
+        <w:ind w:firstLine="720"/>
+        <w:jc w:val="both"/>
         <w:rPr>
           <w:rFonts w:ascii="Consolas" w:hAnsi="Consolas" w:cs="Times New Roman"/>
           <w:color w:val="000000"/>
@@ -27426,7 +27251,16 @@
           <w:szCs w:val="22"/>
           <w:lang w:val="en-US"/>
         </w:rPr>
-        <w:t>))</w:t>
+      </w:pPr>
+      <w:r>
+        <w:rPr>
+          <w:rFonts w:ascii="Consolas" w:hAnsi="Consolas" w:cs="Times New Roman"/>
+          <w:color w:val="000000"/>
+          <w:sz w:val="22"/>
+          <w:szCs w:val="22"/>
+          <w:lang w:val="en-US"/>
+        </w:rPr>
+        <w:t>// Ziņu sūtīšana tiešsaistes tērzētavā</w:t>
       </w:r>
     </w:p>
     <w:p>
@@ -27451,10 +27285,15 @@
           <w:szCs w:val="22"/>
           <w:lang w:val="en-US"/>
         </w:rPr>
-        <w:t xml:space="preserve">        </w:t>
-      </w:r>
-      <w:proofErr w:type="gramStart"/>
-      <w:r>
+        <w:t xml:space="preserve">function sendtzina() { </w:t>
+      </w:r>
+    </w:p>
+    <w:p>
+      <w:pPr>
+        <w:pStyle w:val="Standard"/>
+        <w:spacing w:line="360" w:lineRule="auto"/>
+        <w:ind w:firstLine="720"/>
+        <w:jc w:val="both"/>
         <w:rPr>
           <w:rFonts w:ascii="Consolas" w:hAnsi="Consolas" w:cs="Times New Roman"/>
           <w:color w:val="000000"/>
@@ -27462,9 +27301,7 @@
           <w:szCs w:val="22"/>
           <w:lang w:val="en-US"/>
         </w:rPr>
-        <w:t>.then</w:t>
-      </w:r>
-      <w:proofErr w:type="gramEnd"/>
+      </w:pPr>
       <w:r>
         <w:rPr>
           <w:rFonts w:ascii="Consolas" w:hAnsi="Consolas" w:cs="Times New Roman"/>
@@ -27473,7 +27310,7 @@
           <w:szCs w:val="22"/>
           <w:lang w:val="en-US"/>
         </w:rPr>
-        <w:t>(data =&gt; {</w:t>
+        <w:t xml:space="preserve">    let message = document.getElementById("tzina").value; </w:t>
       </w:r>
     </w:p>
     <w:p>
@@ -27498,11 +27335,15 @@
           <w:szCs w:val="22"/>
           <w:lang w:val="en-US"/>
         </w:rPr>
-        <w:t xml:space="preserve">            </w:t>
-      </w:r>
-      <w:proofErr w:type="spellStart"/>
-      <w:proofErr w:type="gramStart"/>
-      <w:r>
+        <w:t xml:space="preserve">    </w:t>
+      </w:r>
+    </w:p>
+    <w:p>
+      <w:pPr>
+        <w:pStyle w:val="Standard"/>
+        <w:spacing w:line="360" w:lineRule="auto"/>
+        <w:ind w:firstLine="720"/>
+        <w:jc w:val="both"/>
         <w:rPr>
           <w:rFonts w:ascii="Consolas" w:hAnsi="Consolas" w:cs="Times New Roman"/>
           <w:color w:val="000000"/>
@@ -27510,10 +27351,7 @@
           <w:szCs w:val="22"/>
           <w:lang w:val="en-US"/>
         </w:rPr>
-        <w:t>document.getElementById</w:t>
-      </w:r>
-      <w:proofErr w:type="spellEnd"/>
-      <w:proofErr w:type="gramEnd"/>
+      </w:pPr>
       <w:r>
         <w:rPr>
           <w:rFonts w:ascii="Consolas" w:hAnsi="Consolas" w:cs="Times New Roman"/>
@@ -27522,10 +27360,15 @@
           <w:szCs w:val="22"/>
           <w:lang w:val="en-US"/>
         </w:rPr>
-        <w:t>("</w:t>
-      </w:r>
-      <w:proofErr w:type="spellStart"/>
-      <w:r>
+        <w:t xml:space="preserve">    fetch(window.location.pathname, { </w:t>
+      </w:r>
+    </w:p>
+    <w:p>
+      <w:pPr>
+        <w:pStyle w:val="Standard"/>
+        <w:spacing w:line="360" w:lineRule="auto"/>
+        <w:ind w:firstLine="720"/>
+        <w:jc w:val="both"/>
         <w:rPr>
           <w:rFonts w:ascii="Consolas" w:hAnsi="Consolas" w:cs="Times New Roman"/>
           <w:color w:val="000000"/>
@@ -27533,9 +27376,7 @@
           <w:szCs w:val="22"/>
           <w:lang w:val="en-US"/>
         </w:rPr>
-        <w:t>terzetava</w:t>
-      </w:r>
-      <w:proofErr w:type="spellEnd"/>
+      </w:pPr>
       <w:r>
         <w:rPr>
           <w:rFonts w:ascii="Consolas" w:hAnsi="Consolas" w:cs="Times New Roman"/>
@@ -27544,10 +27385,15 @@
           <w:szCs w:val="22"/>
           <w:lang w:val="en-US"/>
         </w:rPr>
-        <w:t>"</w:t>
-      </w:r>
-      <w:proofErr w:type="gramStart"/>
-      <w:r>
+        <w:t xml:space="preserve">        method: "POST", </w:t>
+      </w:r>
+    </w:p>
+    <w:p>
+      <w:pPr>
+        <w:pStyle w:val="Standard"/>
+        <w:spacing w:line="360" w:lineRule="auto"/>
+        <w:ind w:firstLine="720"/>
+        <w:jc w:val="both"/>
         <w:rPr>
           <w:rFonts w:ascii="Consolas" w:hAnsi="Consolas" w:cs="Times New Roman"/>
           <w:color w:val="000000"/>
@@ -27555,9 +27401,7 @@
           <w:szCs w:val="22"/>
           <w:lang w:val="en-US"/>
         </w:rPr>
-        <w:t>).</w:t>
-      </w:r>
-      <w:proofErr w:type="spellStart"/>
+      </w:pPr>
       <w:r>
         <w:rPr>
           <w:rFonts w:ascii="Consolas" w:hAnsi="Consolas" w:cs="Times New Roman"/>
@@ -27566,11 +27410,15 @@
           <w:szCs w:val="22"/>
           <w:lang w:val="en-US"/>
         </w:rPr>
-        <w:t>innerHTML</w:t>
-      </w:r>
-      <w:proofErr w:type="spellEnd"/>
-      <w:proofErr w:type="gramEnd"/>
-      <w:r>
+        <w:t xml:space="preserve">        headers: { "Content-Type": "application/x-www-form-urlencoded" </w:t>
+      </w:r>
+    </w:p>
+    <w:p>
+      <w:pPr>
+        <w:pStyle w:val="Standard"/>
+        <w:spacing w:line="360" w:lineRule="auto"/>
+        <w:ind w:firstLine="720"/>
+        <w:jc w:val="both"/>
         <w:rPr>
           <w:rFonts w:ascii="Consolas" w:hAnsi="Consolas" w:cs="Times New Roman"/>
           <w:color w:val="000000"/>
@@ -27578,8 +27426,7 @@
           <w:szCs w:val="22"/>
           <w:lang w:val="en-US"/>
         </w:rPr>
-        <w:t xml:space="preserve"> = data;</w:t>
-      </w:r>
+      </w:pPr>
     </w:p>
     <w:p>
       <w:pPr>
@@ -27603,7 +27450,7 @@
           <w:szCs w:val="22"/>
           <w:lang w:val="en-US"/>
         </w:rPr>
-        <w:t>        });</w:t>
+        <w:t xml:space="preserve">    }, </w:t>
       </w:r>
     </w:p>
     <w:p>
@@ -27628,6 +27475,182 @@
           <w:szCs w:val="22"/>
           <w:lang w:val="en-US"/>
         </w:rPr>
+        <w:t xml:space="preserve">        body: "action=send&amp;message=" + </w:t>
+      </w:r>
+    </w:p>
+    <w:p>
+      <w:pPr>
+        <w:pStyle w:val="Standard"/>
+        <w:spacing w:line="360" w:lineRule="auto"/>
+        <w:ind w:firstLine="720"/>
+        <w:jc w:val="both"/>
+        <w:rPr>
+          <w:rFonts w:ascii="Consolas" w:hAnsi="Consolas" w:cs="Times New Roman"/>
+          <w:color w:val="000000"/>
+          <w:sz w:val="22"/>
+          <w:szCs w:val="22"/>
+          <w:lang w:val="en-US"/>
+        </w:rPr>
+      </w:pPr>
+      <w:r>
+        <w:rPr>
+          <w:rFonts w:ascii="Consolas" w:hAnsi="Consolas" w:cs="Times New Roman"/>
+          <w:color w:val="000000"/>
+          <w:sz w:val="22"/>
+          <w:szCs w:val="22"/>
+          <w:lang w:val="en-US"/>
+        </w:rPr>
+        <w:lastRenderedPageBreak/>
+        <w:t xml:space="preserve">        encodeURIComponent(message) </w:t>
+      </w:r>
+    </w:p>
+    <w:p>
+      <w:pPr>
+        <w:pStyle w:val="Standard"/>
+        <w:spacing w:line="360" w:lineRule="auto"/>
+        <w:ind w:firstLine="720"/>
+        <w:jc w:val="both"/>
+        <w:rPr>
+          <w:rFonts w:ascii="Consolas" w:hAnsi="Consolas" w:cs="Times New Roman"/>
+          <w:color w:val="000000"/>
+          <w:sz w:val="22"/>
+          <w:szCs w:val="22"/>
+          <w:lang w:val="en-US"/>
+        </w:rPr>
+      </w:pPr>
+      <w:r>
+        <w:rPr>
+          <w:rFonts w:ascii="Consolas" w:hAnsi="Consolas" w:cs="Times New Roman"/>
+          <w:color w:val="000000"/>
+          <w:sz w:val="22"/>
+          <w:szCs w:val="22"/>
+          <w:lang w:val="en-US"/>
+        </w:rPr>
+        <w:t xml:space="preserve">    }) </w:t>
+      </w:r>
+    </w:p>
+    <w:p>
+      <w:pPr>
+        <w:pStyle w:val="Standard"/>
+        <w:spacing w:line="360" w:lineRule="auto"/>
+        <w:ind w:firstLine="720"/>
+        <w:jc w:val="both"/>
+        <w:rPr>
+          <w:rFonts w:ascii="Consolas" w:hAnsi="Consolas" w:cs="Times New Roman"/>
+          <w:color w:val="000000"/>
+          <w:sz w:val="22"/>
+          <w:szCs w:val="22"/>
+          <w:lang w:val="en-US"/>
+        </w:rPr>
+      </w:pPr>
+      <w:r>
+        <w:rPr>
+          <w:rFonts w:ascii="Consolas" w:hAnsi="Consolas" w:cs="Times New Roman"/>
+          <w:color w:val="000000"/>
+          <w:sz w:val="22"/>
+          <w:szCs w:val="22"/>
+          <w:lang w:val="en-US"/>
+        </w:rPr>
+        <w:t xml:space="preserve">    .then(() =&gt; { </w:t>
+      </w:r>
+    </w:p>
+    <w:p>
+      <w:pPr>
+        <w:pStyle w:val="Standard"/>
+        <w:spacing w:line="360" w:lineRule="auto"/>
+        <w:ind w:firstLine="720"/>
+        <w:jc w:val="both"/>
+        <w:rPr>
+          <w:rFonts w:ascii="Consolas" w:hAnsi="Consolas" w:cs="Times New Roman"/>
+          <w:color w:val="000000"/>
+          <w:sz w:val="22"/>
+          <w:szCs w:val="22"/>
+          <w:lang w:val="en-US"/>
+        </w:rPr>
+      </w:pPr>
+      <w:r>
+        <w:rPr>
+          <w:rFonts w:ascii="Consolas" w:hAnsi="Consolas" w:cs="Times New Roman"/>
+          <w:color w:val="000000"/>
+          <w:sz w:val="22"/>
+          <w:szCs w:val="22"/>
+          <w:lang w:val="en-US"/>
+        </w:rPr>
+        <w:t xml:space="preserve">        document.getElementById("tzina").value = ""; </w:t>
+      </w:r>
+    </w:p>
+    <w:p>
+      <w:pPr>
+        <w:pStyle w:val="Standard"/>
+        <w:spacing w:line="360" w:lineRule="auto"/>
+        <w:ind w:firstLine="720"/>
+        <w:jc w:val="both"/>
+        <w:rPr>
+          <w:rFonts w:ascii="Consolas" w:hAnsi="Consolas" w:cs="Times New Roman"/>
+          <w:color w:val="000000"/>
+          <w:sz w:val="22"/>
+          <w:szCs w:val="22"/>
+          <w:lang w:val="en-US"/>
+        </w:rPr>
+      </w:pPr>
+      <w:r>
+        <w:rPr>
+          <w:rFonts w:ascii="Consolas" w:hAnsi="Consolas" w:cs="Times New Roman"/>
+          <w:color w:val="000000"/>
+          <w:sz w:val="22"/>
+          <w:szCs w:val="22"/>
+          <w:lang w:val="en-US"/>
+        </w:rPr>
+        <w:t xml:space="preserve">        ieladettzinas(); </w:t>
+      </w:r>
+    </w:p>
+    <w:p>
+      <w:pPr>
+        <w:pStyle w:val="Standard"/>
+        <w:spacing w:line="360" w:lineRule="auto"/>
+        <w:ind w:firstLine="720"/>
+        <w:jc w:val="both"/>
+        <w:rPr>
+          <w:rFonts w:ascii="Consolas" w:hAnsi="Consolas" w:cs="Times New Roman"/>
+          <w:color w:val="000000"/>
+          <w:sz w:val="22"/>
+          <w:szCs w:val="22"/>
+          <w:lang w:val="en-US"/>
+        </w:rPr>
+      </w:pPr>
+      <w:r>
+        <w:rPr>
+          <w:rFonts w:ascii="Consolas" w:hAnsi="Consolas" w:cs="Times New Roman"/>
+          <w:color w:val="000000"/>
+          <w:sz w:val="22"/>
+          <w:szCs w:val="22"/>
+          <w:lang w:val="en-US"/>
+        </w:rPr>
+        <w:t xml:space="preserve">    }); </w:t>
+      </w:r>
+    </w:p>
+    <w:p>
+      <w:pPr>
+        <w:pStyle w:val="Standard"/>
+        <w:spacing w:line="360" w:lineRule="auto"/>
+        <w:ind w:firstLine="720"/>
+        <w:jc w:val="both"/>
+        <w:rPr>
+          <w:rFonts w:ascii="Consolas" w:hAnsi="Consolas" w:cs="Times New Roman"/>
+          <w:color w:val="000000"/>
+          <w:sz w:val="22"/>
+          <w:szCs w:val="22"/>
+          <w:lang w:val="en-US"/>
+        </w:rPr>
+      </w:pPr>
+      <w:r>
+        <w:rPr>
+          <w:rFonts w:ascii="Consolas" w:hAnsi="Consolas" w:cs="Times New Roman"/>
+          <w:color w:val="000000"/>
+          <w:sz w:val="22"/>
+          <w:szCs w:val="22"/>
+          <w:lang w:val="en-US"/>
+        </w:rPr>
         <w:t>}</w:t>
       </w:r>
     </w:p>
@@ -27668,10 +27691,15 @@
           <w:szCs w:val="22"/>
           <w:lang w:val="en-US"/>
         </w:rPr>
-        <w:t xml:space="preserve">// </w:t>
-      </w:r>
-      <w:proofErr w:type="spellStart"/>
-      <w:r>
+        <w:t>// Tiešsaistes tērzētavas ziņu dzēšana</w:t>
+      </w:r>
+    </w:p>
+    <w:p>
+      <w:pPr>
+        <w:pStyle w:val="Standard"/>
+        <w:spacing w:line="360" w:lineRule="auto"/>
+        <w:ind w:firstLine="720"/>
+        <w:jc w:val="both"/>
         <w:rPr>
           <w:rFonts w:ascii="Consolas" w:hAnsi="Consolas" w:cs="Times New Roman"/>
           <w:color w:val="000000"/>
@@ -27679,9 +27707,7 @@
           <w:szCs w:val="22"/>
           <w:lang w:val="en-US"/>
         </w:rPr>
-        <w:t>Ziņu</w:t>
-      </w:r>
-      <w:proofErr w:type="spellEnd"/>
+      </w:pPr>
       <w:r>
         <w:rPr>
           <w:rFonts w:ascii="Consolas" w:hAnsi="Consolas" w:cs="Times New Roman"/>
@@ -27690,10 +27716,15 @@
           <w:szCs w:val="22"/>
           <w:lang w:val="en-US"/>
         </w:rPr>
-        <w:t xml:space="preserve"> </w:t>
-      </w:r>
-      <w:proofErr w:type="spellStart"/>
-      <w:r>
+        <w:t xml:space="preserve">function deletetzina(ID) { </w:t>
+      </w:r>
+    </w:p>
+    <w:p>
+      <w:pPr>
+        <w:pStyle w:val="Standard"/>
+        <w:spacing w:line="360" w:lineRule="auto"/>
+        <w:ind w:firstLine="720"/>
+        <w:jc w:val="both"/>
         <w:rPr>
           <w:rFonts w:ascii="Consolas" w:hAnsi="Consolas" w:cs="Times New Roman"/>
           <w:color w:val="000000"/>
@@ -27701,10 +27732,14 @@
           <w:szCs w:val="22"/>
           <w:lang w:val="en-US"/>
         </w:rPr>
-        <w:t>sūtīšana</w:t>
-      </w:r>
-      <w:proofErr w:type="spellEnd"/>
-      <w:r>
+      </w:pPr>
+    </w:p>
+    <w:p>
+      <w:pPr>
+        <w:pStyle w:val="Standard"/>
+        <w:spacing w:line="360" w:lineRule="auto"/>
+        <w:ind w:firstLine="720"/>
+        <w:jc w:val="both"/>
         <w:rPr>
           <w:rFonts w:ascii="Consolas" w:hAnsi="Consolas" w:cs="Times New Roman"/>
           <w:color w:val="000000"/>
@@ -27712,9 +27747,7 @@
           <w:szCs w:val="22"/>
           <w:lang w:val="en-US"/>
         </w:rPr>
-        <w:t xml:space="preserve"> </w:t>
-      </w:r>
-      <w:proofErr w:type="spellStart"/>
+      </w:pPr>
       <w:r>
         <w:rPr>
           <w:rFonts w:ascii="Consolas" w:hAnsi="Consolas" w:cs="Times New Roman"/>
@@ -27723,10 +27756,15 @@
           <w:szCs w:val="22"/>
           <w:lang w:val="en-US"/>
         </w:rPr>
-        <w:t>tiešsaistes</w:t>
-      </w:r>
-      <w:proofErr w:type="spellEnd"/>
-      <w:r>
+        <w:t>    if (!confirm("Vai tiešām dzēst ziņu?")) {</w:t>
+      </w:r>
+    </w:p>
+    <w:p>
+      <w:pPr>
+        <w:pStyle w:val="Standard"/>
+        <w:spacing w:line="360" w:lineRule="auto"/>
+        <w:ind w:firstLine="720"/>
+        <w:jc w:val="both"/>
         <w:rPr>
           <w:rFonts w:ascii="Consolas" w:hAnsi="Consolas" w:cs="Times New Roman"/>
           <w:color w:val="000000"/>
@@ -27734,9 +27772,7 @@
           <w:szCs w:val="22"/>
           <w:lang w:val="en-US"/>
         </w:rPr>
-        <w:t xml:space="preserve"> </w:t>
-      </w:r>
-      <w:proofErr w:type="spellStart"/>
+      </w:pPr>
       <w:r>
         <w:rPr>
           <w:rFonts w:ascii="Consolas" w:hAnsi="Consolas" w:cs="Times New Roman"/>
@@ -27745,9 +27781,8 @@
           <w:szCs w:val="22"/>
           <w:lang w:val="en-US"/>
         </w:rPr>
-        <w:t>tērzētavā</w:t>
-      </w:r>
-      <w:proofErr w:type="spellEnd"/>
+        <w:t>        return;</w:t>
+      </w:r>
     </w:p>
     <w:p>
       <w:pPr>
@@ -27771,11 +27806,15 @@
           <w:szCs w:val="22"/>
           <w:lang w:val="en-US"/>
         </w:rPr>
-        <w:t xml:space="preserve">function </w:t>
-      </w:r>
-      <w:proofErr w:type="spellStart"/>
-      <w:proofErr w:type="gramStart"/>
-      <w:r>
+        <w:t>    }</w:t>
+      </w:r>
+    </w:p>
+    <w:p>
+      <w:pPr>
+        <w:pStyle w:val="Standard"/>
+        <w:spacing w:line="360" w:lineRule="auto"/>
+        <w:ind w:firstLine="720"/>
+        <w:jc w:val="both"/>
         <w:rPr>
           <w:rFonts w:ascii="Consolas" w:hAnsi="Consolas" w:cs="Times New Roman"/>
           <w:color w:val="000000"/>
@@ -27783,9 +27822,7 @@
           <w:szCs w:val="22"/>
           <w:lang w:val="en-US"/>
         </w:rPr>
-        <w:t>sendtzina</w:t>
-      </w:r>
-      <w:proofErr w:type="spellEnd"/>
+      </w:pPr>
       <w:r>
         <w:rPr>
           <w:rFonts w:ascii="Consolas" w:hAnsi="Consolas" w:cs="Times New Roman"/>
@@ -27794,10 +27831,15 @@
           <w:szCs w:val="22"/>
           <w:lang w:val="en-US"/>
         </w:rPr>
-        <w:t>(</w:t>
-      </w:r>
-      <w:proofErr w:type="gramEnd"/>
-      <w:r>
+        <w:t xml:space="preserve">    </w:t>
+      </w:r>
+    </w:p>
+    <w:p>
+      <w:pPr>
+        <w:pStyle w:val="Standard"/>
+        <w:spacing w:line="360" w:lineRule="auto"/>
+        <w:ind w:firstLine="720"/>
+        <w:jc w:val="both"/>
         <w:rPr>
           <w:rFonts w:ascii="Consolas" w:hAnsi="Consolas" w:cs="Times New Roman"/>
           <w:color w:val="000000"/>
@@ -27805,7 +27847,16 @@
           <w:szCs w:val="22"/>
           <w:lang w:val="en-US"/>
         </w:rPr>
-        <w:t xml:space="preserve">) { </w:t>
+      </w:pPr>
+      <w:r>
+        <w:rPr>
+          <w:rFonts w:ascii="Consolas" w:hAnsi="Consolas" w:cs="Times New Roman"/>
+          <w:color w:val="000000"/>
+          <w:sz w:val="22"/>
+          <w:szCs w:val="22"/>
+          <w:lang w:val="en-US"/>
+        </w:rPr>
+        <w:t xml:space="preserve">    fetch(window.location.pathname, { </w:t>
       </w:r>
     </w:p>
     <w:p>
@@ -27830,11 +27881,15 @@
           <w:szCs w:val="22"/>
           <w:lang w:val="en-US"/>
         </w:rPr>
-        <w:t xml:space="preserve">    let message = </w:t>
-      </w:r>
-      <w:proofErr w:type="spellStart"/>
-      <w:proofErr w:type="gramStart"/>
-      <w:r>
+        <w:t xml:space="preserve">        method: "POST", </w:t>
+      </w:r>
+    </w:p>
+    <w:p>
+      <w:pPr>
+        <w:pStyle w:val="Standard"/>
+        <w:spacing w:line="360" w:lineRule="auto"/>
+        <w:ind w:firstLine="720"/>
+        <w:jc w:val="both"/>
         <w:rPr>
           <w:rFonts w:ascii="Consolas" w:hAnsi="Consolas" w:cs="Times New Roman"/>
           <w:color w:val="000000"/>
@@ -27842,10 +27897,7 @@
           <w:szCs w:val="22"/>
           <w:lang w:val="en-US"/>
         </w:rPr>
-        <w:t>document.getElementById</w:t>
-      </w:r>
-      <w:proofErr w:type="spellEnd"/>
-      <w:proofErr w:type="gramEnd"/>
+      </w:pPr>
       <w:r>
         <w:rPr>
           <w:rFonts w:ascii="Consolas" w:hAnsi="Consolas" w:cs="Times New Roman"/>
@@ -27854,10 +27906,15 @@
           <w:szCs w:val="22"/>
           <w:lang w:val="en-US"/>
         </w:rPr>
-        <w:t>("</w:t>
-      </w:r>
-      <w:proofErr w:type="spellStart"/>
-      <w:r>
+        <w:t xml:space="preserve">        headers: { "Content-Type": "application/x-www-form-urlencoded" </w:t>
+      </w:r>
+    </w:p>
+    <w:p>
+      <w:pPr>
+        <w:pStyle w:val="Standard"/>
+        <w:spacing w:line="360" w:lineRule="auto"/>
+        <w:ind w:firstLine="720"/>
+        <w:jc w:val="both"/>
         <w:rPr>
           <w:rFonts w:ascii="Consolas" w:hAnsi="Consolas" w:cs="Times New Roman"/>
           <w:color w:val="000000"/>
@@ -27865,10 +27922,14 @@
           <w:szCs w:val="22"/>
           <w:lang w:val="en-US"/>
         </w:rPr>
-        <w:t>tzina</w:t>
-      </w:r>
-      <w:proofErr w:type="spellEnd"/>
-      <w:r>
+      </w:pPr>
+    </w:p>
+    <w:p>
+      <w:pPr>
+        <w:pStyle w:val="Standard"/>
+        <w:spacing w:line="360" w:lineRule="auto"/>
+        <w:ind w:firstLine="720"/>
+        <w:jc w:val="both"/>
         <w:rPr>
           <w:rFonts w:ascii="Consolas" w:hAnsi="Consolas" w:cs="Times New Roman"/>
           <w:color w:val="000000"/>
@@ -27876,7 +27937,16 @@
           <w:szCs w:val="22"/>
           <w:lang w:val="en-US"/>
         </w:rPr>
-        <w:t xml:space="preserve">").value; </w:t>
+      </w:pPr>
+      <w:r>
+        <w:rPr>
+          <w:rFonts w:ascii="Consolas" w:hAnsi="Consolas" w:cs="Times New Roman"/>
+          <w:color w:val="000000"/>
+          <w:sz w:val="22"/>
+          <w:szCs w:val="22"/>
+          <w:lang w:val="en-US"/>
+        </w:rPr>
+        <w:t xml:space="preserve">    }, </w:t>
       </w:r>
     </w:p>
     <w:p>
@@ -27901,7 +27971,7 @@
           <w:szCs w:val="22"/>
           <w:lang w:val="en-US"/>
         </w:rPr>
-        <w:t xml:space="preserve">    </w:t>
+        <w:t xml:space="preserve">        body: "action=delete&amp;ID=" + </w:t>
       </w:r>
     </w:p>
     <w:p>
@@ -27926,10 +27996,15 @@
           <w:szCs w:val="22"/>
           <w:lang w:val="en-US"/>
         </w:rPr>
-        <w:t xml:space="preserve">    </w:t>
-      </w:r>
-      <w:proofErr w:type="gramStart"/>
-      <w:r>
+        <w:t xml:space="preserve">        encodeURIComponent(ID) </w:t>
+      </w:r>
+    </w:p>
+    <w:p>
+      <w:pPr>
+        <w:pStyle w:val="Standard"/>
+        <w:spacing w:line="360" w:lineRule="auto"/>
+        <w:ind w:firstLine="720"/>
+        <w:jc w:val="both"/>
         <w:rPr>
           <w:rFonts w:ascii="Consolas" w:hAnsi="Consolas" w:cs="Times New Roman"/>
           <w:color w:val="000000"/>
@@ -27937,9 +28012,7 @@
           <w:szCs w:val="22"/>
           <w:lang w:val="en-US"/>
         </w:rPr>
-        <w:t>fetch(</w:t>
-      </w:r>
-      <w:proofErr w:type="spellStart"/>
+      </w:pPr>
       <w:r>
         <w:rPr>
           <w:rFonts w:ascii="Consolas" w:hAnsi="Consolas" w:cs="Times New Roman"/>
@@ -27948,10 +28021,15 @@
           <w:szCs w:val="22"/>
           <w:lang w:val="en-US"/>
         </w:rPr>
-        <w:t>window.location</w:t>
-      </w:r>
-      <w:proofErr w:type="gramEnd"/>
-      <w:r>
+        <w:t xml:space="preserve">    }) </w:t>
+      </w:r>
+    </w:p>
+    <w:p>
+      <w:pPr>
+        <w:pStyle w:val="Standard"/>
+        <w:spacing w:line="360" w:lineRule="auto"/>
+        <w:ind w:firstLine="720"/>
+        <w:jc w:val="both"/>
         <w:rPr>
           <w:rFonts w:ascii="Consolas" w:hAnsi="Consolas" w:cs="Times New Roman"/>
           <w:color w:val="000000"/>
@@ -27959,9 +28037,7 @@
           <w:szCs w:val="22"/>
           <w:lang w:val="en-US"/>
         </w:rPr>
-        <w:t>.pathname</w:t>
-      </w:r>
-      <w:proofErr w:type="spellEnd"/>
+      </w:pPr>
       <w:r>
         <w:rPr>
           <w:rFonts w:ascii="Consolas" w:hAnsi="Consolas" w:cs="Times New Roman"/>
@@ -27970,7 +28046,7 @@
           <w:szCs w:val="22"/>
           <w:lang w:val="en-US"/>
         </w:rPr>
-        <w:t xml:space="preserve">, { </w:t>
+        <w:t xml:space="preserve">    .then(() =&gt; { </w:t>
       </w:r>
     </w:p>
     <w:p>
@@ -27995,1283 +28071,7 @@
           <w:szCs w:val="22"/>
           <w:lang w:val="en-US"/>
         </w:rPr>
-        <w:t xml:space="preserve">        method: "POST", </w:t>
-      </w:r>
-    </w:p>
-    <w:p>
-      <w:pPr>
-        <w:pStyle w:val="Standard"/>
-        <w:spacing w:line="360" w:lineRule="auto"/>
-        <w:ind w:firstLine="720"/>
-        <w:jc w:val="both"/>
-        <w:rPr>
-          <w:rFonts w:ascii="Consolas" w:hAnsi="Consolas" w:cs="Times New Roman"/>
-          <w:color w:val="000000"/>
-          <w:sz w:val="22"/>
-          <w:szCs w:val="22"/>
-          <w:lang w:val="en-US"/>
-        </w:rPr>
-      </w:pPr>
-      <w:r>
-        <w:rPr>
-          <w:rFonts w:ascii="Consolas" w:hAnsi="Consolas" w:cs="Times New Roman"/>
-          <w:color w:val="000000"/>
-          <w:sz w:val="22"/>
-          <w:szCs w:val="22"/>
-          <w:lang w:val="en-US"/>
-        </w:rPr>
-        <w:t xml:space="preserve">        headers: </w:t>
-      </w:r>
-      <w:proofErr w:type="gramStart"/>
-      <w:r>
-        <w:rPr>
-          <w:rFonts w:ascii="Consolas" w:hAnsi="Consolas" w:cs="Times New Roman"/>
-          <w:color w:val="000000"/>
-          <w:sz w:val="22"/>
-          <w:szCs w:val="22"/>
-          <w:lang w:val="en-US"/>
-        </w:rPr>
-        <w:t>{ "</w:t>
-      </w:r>
-      <w:proofErr w:type="gramEnd"/>
-      <w:r>
-        <w:rPr>
-          <w:rFonts w:ascii="Consolas" w:hAnsi="Consolas" w:cs="Times New Roman"/>
-          <w:color w:val="000000"/>
-          <w:sz w:val="22"/>
-          <w:szCs w:val="22"/>
-          <w:lang w:val="en-US"/>
-        </w:rPr>
-        <w:t>Content-Type": "application/x-www-form-</w:t>
-      </w:r>
-      <w:proofErr w:type="spellStart"/>
-      <w:r>
-        <w:rPr>
-          <w:rFonts w:ascii="Consolas" w:hAnsi="Consolas" w:cs="Times New Roman"/>
-          <w:color w:val="000000"/>
-          <w:sz w:val="22"/>
-          <w:szCs w:val="22"/>
-          <w:lang w:val="en-US"/>
-        </w:rPr>
-        <w:t>urlencoded</w:t>
-      </w:r>
-      <w:proofErr w:type="spellEnd"/>
-      <w:r>
-        <w:rPr>
-          <w:rFonts w:ascii="Consolas" w:hAnsi="Consolas" w:cs="Times New Roman"/>
-          <w:color w:val="000000"/>
-          <w:sz w:val="22"/>
-          <w:szCs w:val="22"/>
-          <w:lang w:val="en-US"/>
-        </w:rPr>
-        <w:t xml:space="preserve">" </w:t>
-      </w:r>
-    </w:p>
-    <w:p>
-      <w:pPr>
-        <w:pStyle w:val="Standard"/>
-        <w:spacing w:line="360" w:lineRule="auto"/>
-        <w:ind w:firstLine="720"/>
-        <w:jc w:val="both"/>
-        <w:rPr>
-          <w:rFonts w:ascii="Consolas" w:hAnsi="Consolas" w:cs="Times New Roman"/>
-          <w:color w:val="000000"/>
-          <w:sz w:val="22"/>
-          <w:szCs w:val="22"/>
-          <w:lang w:val="en-US"/>
-        </w:rPr>
-      </w:pPr>
-    </w:p>
-    <w:p>
-      <w:pPr>
-        <w:pStyle w:val="Standard"/>
-        <w:spacing w:line="360" w:lineRule="auto"/>
-        <w:ind w:firstLine="720"/>
-        <w:jc w:val="both"/>
-        <w:rPr>
-          <w:rFonts w:ascii="Consolas" w:hAnsi="Consolas" w:cs="Times New Roman"/>
-          <w:color w:val="000000"/>
-          <w:sz w:val="22"/>
-          <w:szCs w:val="22"/>
-          <w:lang w:val="en-US"/>
-        </w:rPr>
-      </w:pPr>
-      <w:r>
-        <w:rPr>
-          <w:rFonts w:ascii="Consolas" w:hAnsi="Consolas" w:cs="Times New Roman"/>
-          <w:color w:val="000000"/>
-          <w:sz w:val="22"/>
-          <w:szCs w:val="22"/>
-          <w:lang w:val="en-US"/>
-        </w:rPr>
-        <w:t xml:space="preserve">    }, </w:t>
-      </w:r>
-    </w:p>
-    <w:p>
-      <w:pPr>
-        <w:pStyle w:val="Standard"/>
-        <w:spacing w:line="360" w:lineRule="auto"/>
-        <w:ind w:firstLine="720"/>
-        <w:jc w:val="both"/>
-        <w:rPr>
-          <w:rFonts w:ascii="Consolas" w:hAnsi="Consolas" w:cs="Times New Roman"/>
-          <w:color w:val="000000"/>
-          <w:sz w:val="22"/>
-          <w:szCs w:val="22"/>
-          <w:lang w:val="en-US"/>
-        </w:rPr>
-      </w:pPr>
-      <w:r>
-        <w:rPr>
-          <w:rFonts w:ascii="Consolas" w:hAnsi="Consolas" w:cs="Times New Roman"/>
-          <w:color w:val="000000"/>
-          <w:sz w:val="22"/>
-          <w:szCs w:val="22"/>
-          <w:lang w:val="en-US"/>
-        </w:rPr>
-        <w:t>        body: "action=</w:t>
-      </w:r>
-      <w:proofErr w:type="spellStart"/>
-      <w:r>
-        <w:rPr>
-          <w:rFonts w:ascii="Consolas" w:hAnsi="Consolas" w:cs="Times New Roman"/>
-          <w:color w:val="000000"/>
-          <w:sz w:val="22"/>
-          <w:szCs w:val="22"/>
-          <w:lang w:val="en-US"/>
-        </w:rPr>
-        <w:t>send&amp;message</w:t>
-      </w:r>
-      <w:proofErr w:type="spellEnd"/>
-      <w:r>
-        <w:rPr>
-          <w:rFonts w:ascii="Consolas" w:hAnsi="Consolas" w:cs="Times New Roman"/>
-          <w:color w:val="000000"/>
-          <w:sz w:val="22"/>
-          <w:szCs w:val="22"/>
-          <w:lang w:val="en-US"/>
-        </w:rPr>
-        <w:t xml:space="preserve">=" + </w:t>
-      </w:r>
-    </w:p>
-    <w:p>
-      <w:pPr>
-        <w:pStyle w:val="Standard"/>
-        <w:spacing w:line="360" w:lineRule="auto"/>
-        <w:ind w:firstLine="720"/>
-        <w:jc w:val="both"/>
-        <w:rPr>
-          <w:rFonts w:ascii="Consolas" w:hAnsi="Consolas" w:cs="Times New Roman"/>
-          <w:color w:val="000000"/>
-          <w:sz w:val="22"/>
-          <w:szCs w:val="22"/>
-          <w:lang w:val="en-US"/>
-        </w:rPr>
-      </w:pPr>
-      <w:r>
-        <w:rPr>
-          <w:rFonts w:ascii="Consolas" w:hAnsi="Consolas" w:cs="Times New Roman"/>
-          <w:color w:val="000000"/>
-          <w:sz w:val="22"/>
-          <w:szCs w:val="22"/>
-          <w:lang w:val="en-US"/>
-        </w:rPr>
-        <w:lastRenderedPageBreak/>
-        <w:t xml:space="preserve">        </w:t>
-      </w:r>
-      <w:proofErr w:type="spellStart"/>
-      <w:r>
-        <w:rPr>
-          <w:rFonts w:ascii="Consolas" w:hAnsi="Consolas" w:cs="Times New Roman"/>
-          <w:color w:val="000000"/>
-          <w:sz w:val="22"/>
-          <w:szCs w:val="22"/>
-          <w:lang w:val="en-US"/>
-        </w:rPr>
-        <w:t>encodeURIComponent</w:t>
-      </w:r>
-      <w:proofErr w:type="spellEnd"/>
-      <w:r>
-        <w:rPr>
-          <w:rFonts w:ascii="Consolas" w:hAnsi="Consolas" w:cs="Times New Roman"/>
-          <w:color w:val="000000"/>
-          <w:sz w:val="22"/>
-          <w:szCs w:val="22"/>
-          <w:lang w:val="en-US"/>
-        </w:rPr>
-        <w:t xml:space="preserve">(message) </w:t>
-      </w:r>
-    </w:p>
-    <w:p>
-      <w:pPr>
-        <w:pStyle w:val="Standard"/>
-        <w:spacing w:line="360" w:lineRule="auto"/>
-        <w:ind w:firstLine="720"/>
-        <w:jc w:val="both"/>
-        <w:rPr>
-          <w:rFonts w:ascii="Consolas" w:hAnsi="Consolas" w:cs="Times New Roman"/>
-          <w:color w:val="000000"/>
-          <w:sz w:val="22"/>
-          <w:szCs w:val="22"/>
-          <w:lang w:val="en-US"/>
-        </w:rPr>
-      </w:pPr>
-      <w:r>
-        <w:rPr>
-          <w:rFonts w:ascii="Consolas" w:hAnsi="Consolas" w:cs="Times New Roman"/>
-          <w:color w:val="000000"/>
-          <w:sz w:val="22"/>
-          <w:szCs w:val="22"/>
-          <w:lang w:val="en-US"/>
-        </w:rPr>
-        <w:t xml:space="preserve">    }) </w:t>
-      </w:r>
-    </w:p>
-    <w:p>
-      <w:pPr>
-        <w:pStyle w:val="Standard"/>
-        <w:spacing w:line="360" w:lineRule="auto"/>
-        <w:ind w:firstLine="720"/>
-        <w:jc w:val="both"/>
-        <w:rPr>
-          <w:rFonts w:ascii="Consolas" w:hAnsi="Consolas" w:cs="Times New Roman"/>
-          <w:color w:val="000000"/>
-          <w:sz w:val="22"/>
-          <w:szCs w:val="22"/>
-          <w:lang w:val="en-US"/>
-        </w:rPr>
-      </w:pPr>
-      <w:r>
-        <w:rPr>
-          <w:rFonts w:ascii="Consolas" w:hAnsi="Consolas" w:cs="Times New Roman"/>
-          <w:color w:val="000000"/>
-          <w:sz w:val="22"/>
-          <w:szCs w:val="22"/>
-          <w:lang w:val="en-US"/>
-        </w:rPr>
-        <w:t xml:space="preserve">    </w:t>
-      </w:r>
-      <w:proofErr w:type="gramStart"/>
-      <w:r>
-        <w:rPr>
-          <w:rFonts w:ascii="Consolas" w:hAnsi="Consolas" w:cs="Times New Roman"/>
-          <w:color w:val="000000"/>
-          <w:sz w:val="22"/>
-          <w:szCs w:val="22"/>
-          <w:lang w:val="en-US"/>
-        </w:rPr>
-        <w:t>.then</w:t>
-      </w:r>
-      <w:proofErr w:type="gramEnd"/>
-      <w:r>
-        <w:rPr>
-          <w:rFonts w:ascii="Consolas" w:hAnsi="Consolas" w:cs="Times New Roman"/>
-          <w:color w:val="000000"/>
-          <w:sz w:val="22"/>
-          <w:szCs w:val="22"/>
-          <w:lang w:val="en-US"/>
-        </w:rPr>
-        <w:t xml:space="preserve">(() =&gt; { </w:t>
-      </w:r>
-    </w:p>
-    <w:p>
-      <w:pPr>
-        <w:pStyle w:val="Standard"/>
-        <w:spacing w:line="360" w:lineRule="auto"/>
-        <w:ind w:firstLine="720"/>
-        <w:jc w:val="both"/>
-        <w:rPr>
-          <w:rFonts w:ascii="Consolas" w:hAnsi="Consolas" w:cs="Times New Roman"/>
-          <w:color w:val="000000"/>
-          <w:sz w:val="22"/>
-          <w:szCs w:val="22"/>
-          <w:lang w:val="en-US"/>
-        </w:rPr>
-      </w:pPr>
-      <w:r>
-        <w:rPr>
-          <w:rFonts w:ascii="Consolas" w:hAnsi="Consolas" w:cs="Times New Roman"/>
-          <w:color w:val="000000"/>
-          <w:sz w:val="22"/>
-          <w:szCs w:val="22"/>
-          <w:lang w:val="en-US"/>
-        </w:rPr>
-        <w:t xml:space="preserve">        </w:t>
-      </w:r>
-      <w:proofErr w:type="spellStart"/>
-      <w:proofErr w:type="gramStart"/>
-      <w:r>
-        <w:rPr>
-          <w:rFonts w:ascii="Consolas" w:hAnsi="Consolas" w:cs="Times New Roman"/>
-          <w:color w:val="000000"/>
-          <w:sz w:val="22"/>
-          <w:szCs w:val="22"/>
-          <w:lang w:val="en-US"/>
-        </w:rPr>
-        <w:t>document.getElementById</w:t>
-      </w:r>
-      <w:proofErr w:type="spellEnd"/>
-      <w:proofErr w:type="gramEnd"/>
-      <w:r>
-        <w:rPr>
-          <w:rFonts w:ascii="Consolas" w:hAnsi="Consolas" w:cs="Times New Roman"/>
-          <w:color w:val="000000"/>
-          <w:sz w:val="22"/>
-          <w:szCs w:val="22"/>
-          <w:lang w:val="en-US"/>
-        </w:rPr>
-        <w:t>("</w:t>
-      </w:r>
-      <w:proofErr w:type="spellStart"/>
-      <w:r>
-        <w:rPr>
-          <w:rFonts w:ascii="Consolas" w:hAnsi="Consolas" w:cs="Times New Roman"/>
-          <w:color w:val="000000"/>
-          <w:sz w:val="22"/>
-          <w:szCs w:val="22"/>
-          <w:lang w:val="en-US"/>
-        </w:rPr>
-        <w:t>tzina</w:t>
-      </w:r>
-      <w:proofErr w:type="spellEnd"/>
-      <w:r>
-        <w:rPr>
-          <w:rFonts w:ascii="Consolas" w:hAnsi="Consolas" w:cs="Times New Roman"/>
-          <w:color w:val="000000"/>
-          <w:sz w:val="22"/>
-          <w:szCs w:val="22"/>
-          <w:lang w:val="en-US"/>
-        </w:rPr>
-        <w:t xml:space="preserve">").value = ""; </w:t>
-      </w:r>
-    </w:p>
-    <w:p>
-      <w:pPr>
-        <w:pStyle w:val="Standard"/>
-        <w:spacing w:line="360" w:lineRule="auto"/>
-        <w:ind w:firstLine="720"/>
-        <w:jc w:val="both"/>
-        <w:rPr>
-          <w:rFonts w:ascii="Consolas" w:hAnsi="Consolas" w:cs="Times New Roman"/>
-          <w:color w:val="000000"/>
-          <w:sz w:val="22"/>
-          <w:szCs w:val="22"/>
-          <w:lang w:val="en-US"/>
-        </w:rPr>
-      </w:pPr>
-      <w:r>
-        <w:rPr>
-          <w:rFonts w:ascii="Consolas" w:hAnsi="Consolas" w:cs="Times New Roman"/>
-          <w:color w:val="000000"/>
-          <w:sz w:val="22"/>
-          <w:szCs w:val="22"/>
-          <w:lang w:val="en-US"/>
-        </w:rPr>
-        <w:t xml:space="preserve">        </w:t>
-      </w:r>
-      <w:proofErr w:type="spellStart"/>
-      <w:proofErr w:type="gramStart"/>
-      <w:r>
-        <w:rPr>
-          <w:rFonts w:ascii="Consolas" w:hAnsi="Consolas" w:cs="Times New Roman"/>
-          <w:color w:val="000000"/>
-          <w:sz w:val="22"/>
-          <w:szCs w:val="22"/>
-          <w:lang w:val="en-US"/>
-        </w:rPr>
-        <w:t>ieladettzinas</w:t>
-      </w:r>
-      <w:proofErr w:type="spellEnd"/>
-      <w:r>
-        <w:rPr>
-          <w:rFonts w:ascii="Consolas" w:hAnsi="Consolas" w:cs="Times New Roman"/>
-          <w:color w:val="000000"/>
-          <w:sz w:val="22"/>
-          <w:szCs w:val="22"/>
-          <w:lang w:val="en-US"/>
-        </w:rPr>
-        <w:t>(</w:t>
-      </w:r>
-      <w:proofErr w:type="gramEnd"/>
-      <w:r>
-        <w:rPr>
-          <w:rFonts w:ascii="Consolas" w:hAnsi="Consolas" w:cs="Times New Roman"/>
-          <w:color w:val="000000"/>
-          <w:sz w:val="22"/>
-          <w:szCs w:val="22"/>
-          <w:lang w:val="en-US"/>
-        </w:rPr>
-        <w:t xml:space="preserve">); </w:t>
-      </w:r>
-    </w:p>
-    <w:p>
-      <w:pPr>
-        <w:pStyle w:val="Standard"/>
-        <w:spacing w:line="360" w:lineRule="auto"/>
-        <w:ind w:firstLine="720"/>
-        <w:jc w:val="both"/>
-        <w:rPr>
-          <w:rFonts w:ascii="Consolas" w:hAnsi="Consolas" w:cs="Times New Roman"/>
-          <w:color w:val="000000"/>
-          <w:sz w:val="22"/>
-          <w:szCs w:val="22"/>
-          <w:lang w:val="en-US"/>
-        </w:rPr>
-      </w:pPr>
-      <w:r>
-        <w:rPr>
-          <w:rFonts w:ascii="Consolas" w:hAnsi="Consolas" w:cs="Times New Roman"/>
-          <w:color w:val="000000"/>
-          <w:sz w:val="22"/>
-          <w:szCs w:val="22"/>
-          <w:lang w:val="en-US"/>
-        </w:rPr>
-        <w:t xml:space="preserve">    }); </w:t>
-      </w:r>
-    </w:p>
-    <w:p>
-      <w:pPr>
-        <w:pStyle w:val="Standard"/>
-        <w:spacing w:line="360" w:lineRule="auto"/>
-        <w:ind w:firstLine="720"/>
-        <w:jc w:val="both"/>
-        <w:rPr>
-          <w:rFonts w:ascii="Consolas" w:hAnsi="Consolas" w:cs="Times New Roman"/>
-          <w:color w:val="000000"/>
-          <w:sz w:val="22"/>
-          <w:szCs w:val="22"/>
-          <w:lang w:val="en-US"/>
-        </w:rPr>
-      </w:pPr>
-      <w:r>
-        <w:rPr>
-          <w:rFonts w:ascii="Consolas" w:hAnsi="Consolas" w:cs="Times New Roman"/>
-          <w:color w:val="000000"/>
-          <w:sz w:val="22"/>
-          <w:szCs w:val="22"/>
-          <w:lang w:val="en-US"/>
-        </w:rPr>
-        <w:t>}</w:t>
-      </w:r>
-    </w:p>
-    <w:p>
-      <w:pPr>
-        <w:pStyle w:val="Standard"/>
-        <w:spacing w:line="360" w:lineRule="auto"/>
-        <w:ind w:firstLine="720"/>
-        <w:jc w:val="both"/>
-        <w:rPr>
-          <w:rFonts w:ascii="Consolas" w:hAnsi="Consolas" w:cs="Times New Roman"/>
-          <w:color w:val="000000"/>
-          <w:sz w:val="22"/>
-          <w:szCs w:val="22"/>
-          <w:lang w:val="en-US"/>
-        </w:rPr>
-      </w:pPr>
-    </w:p>
-    <w:p>
-      <w:pPr>
-        <w:pStyle w:val="Standard"/>
-        <w:spacing w:line="360" w:lineRule="auto"/>
-        <w:ind w:firstLine="720"/>
-        <w:jc w:val="both"/>
-        <w:rPr>
-          <w:rFonts w:ascii="Consolas" w:hAnsi="Consolas" w:cs="Times New Roman"/>
-          <w:color w:val="000000"/>
-          <w:sz w:val="22"/>
-          <w:szCs w:val="22"/>
-          <w:lang w:val="en-US"/>
-        </w:rPr>
-      </w:pPr>
-      <w:r>
-        <w:rPr>
-          <w:rFonts w:ascii="Consolas" w:hAnsi="Consolas" w:cs="Times New Roman"/>
-          <w:color w:val="000000"/>
-          <w:sz w:val="22"/>
-          <w:szCs w:val="22"/>
-          <w:lang w:val="en-US"/>
-        </w:rPr>
-        <w:t xml:space="preserve">// </w:t>
-      </w:r>
-      <w:proofErr w:type="spellStart"/>
-      <w:r>
-        <w:rPr>
-          <w:rFonts w:ascii="Consolas" w:hAnsi="Consolas" w:cs="Times New Roman"/>
-          <w:color w:val="000000"/>
-          <w:sz w:val="22"/>
-          <w:szCs w:val="22"/>
-          <w:lang w:val="en-US"/>
-        </w:rPr>
-        <w:t>Tiešsaistes</w:t>
-      </w:r>
-      <w:proofErr w:type="spellEnd"/>
-      <w:r>
-        <w:rPr>
-          <w:rFonts w:ascii="Consolas" w:hAnsi="Consolas" w:cs="Times New Roman"/>
-          <w:color w:val="000000"/>
-          <w:sz w:val="22"/>
-          <w:szCs w:val="22"/>
-          <w:lang w:val="en-US"/>
-        </w:rPr>
-        <w:t xml:space="preserve"> </w:t>
-      </w:r>
-      <w:proofErr w:type="spellStart"/>
-      <w:r>
-        <w:rPr>
-          <w:rFonts w:ascii="Consolas" w:hAnsi="Consolas" w:cs="Times New Roman"/>
-          <w:color w:val="000000"/>
-          <w:sz w:val="22"/>
-          <w:szCs w:val="22"/>
-          <w:lang w:val="en-US"/>
-        </w:rPr>
-        <w:t>tērzētavas</w:t>
-      </w:r>
-      <w:proofErr w:type="spellEnd"/>
-      <w:r>
-        <w:rPr>
-          <w:rFonts w:ascii="Consolas" w:hAnsi="Consolas" w:cs="Times New Roman"/>
-          <w:color w:val="000000"/>
-          <w:sz w:val="22"/>
-          <w:szCs w:val="22"/>
-          <w:lang w:val="en-US"/>
-        </w:rPr>
-        <w:t xml:space="preserve"> </w:t>
-      </w:r>
-      <w:proofErr w:type="spellStart"/>
-      <w:r>
-        <w:rPr>
-          <w:rFonts w:ascii="Consolas" w:hAnsi="Consolas" w:cs="Times New Roman"/>
-          <w:color w:val="000000"/>
-          <w:sz w:val="22"/>
-          <w:szCs w:val="22"/>
-          <w:lang w:val="en-US"/>
-        </w:rPr>
-        <w:t>ziņu</w:t>
-      </w:r>
-      <w:proofErr w:type="spellEnd"/>
-      <w:r>
-        <w:rPr>
-          <w:rFonts w:ascii="Consolas" w:hAnsi="Consolas" w:cs="Times New Roman"/>
-          <w:color w:val="000000"/>
-          <w:sz w:val="22"/>
-          <w:szCs w:val="22"/>
-          <w:lang w:val="en-US"/>
-        </w:rPr>
-        <w:t xml:space="preserve"> </w:t>
-      </w:r>
-      <w:proofErr w:type="spellStart"/>
-      <w:r>
-        <w:rPr>
-          <w:rFonts w:ascii="Consolas" w:hAnsi="Consolas" w:cs="Times New Roman"/>
-          <w:color w:val="000000"/>
-          <w:sz w:val="22"/>
-          <w:szCs w:val="22"/>
-          <w:lang w:val="en-US"/>
-        </w:rPr>
-        <w:t>dzēšana</w:t>
-      </w:r>
-      <w:proofErr w:type="spellEnd"/>
-    </w:p>
-    <w:p>
-      <w:pPr>
-        <w:pStyle w:val="Standard"/>
-        <w:spacing w:line="360" w:lineRule="auto"/>
-        <w:ind w:firstLine="720"/>
-        <w:jc w:val="both"/>
-        <w:rPr>
-          <w:rFonts w:ascii="Consolas" w:hAnsi="Consolas" w:cs="Times New Roman"/>
-          <w:color w:val="000000"/>
-          <w:sz w:val="22"/>
-          <w:szCs w:val="22"/>
-          <w:lang w:val="en-US"/>
-        </w:rPr>
-      </w:pPr>
-      <w:r>
-        <w:rPr>
-          <w:rFonts w:ascii="Consolas" w:hAnsi="Consolas" w:cs="Times New Roman"/>
-          <w:color w:val="000000"/>
-          <w:sz w:val="22"/>
-          <w:szCs w:val="22"/>
-          <w:lang w:val="en-US"/>
-        </w:rPr>
-        <w:t xml:space="preserve">function </w:t>
-      </w:r>
-      <w:proofErr w:type="spellStart"/>
-      <w:proofErr w:type="gramStart"/>
-      <w:r>
-        <w:rPr>
-          <w:rFonts w:ascii="Consolas" w:hAnsi="Consolas" w:cs="Times New Roman"/>
-          <w:color w:val="000000"/>
-          <w:sz w:val="22"/>
-          <w:szCs w:val="22"/>
-          <w:lang w:val="en-US"/>
-        </w:rPr>
-        <w:t>deletetzina</w:t>
-      </w:r>
-      <w:proofErr w:type="spellEnd"/>
-      <w:r>
-        <w:rPr>
-          <w:rFonts w:ascii="Consolas" w:hAnsi="Consolas" w:cs="Times New Roman"/>
-          <w:color w:val="000000"/>
-          <w:sz w:val="22"/>
-          <w:szCs w:val="22"/>
-          <w:lang w:val="en-US"/>
-        </w:rPr>
-        <w:t>(</w:t>
-      </w:r>
-      <w:proofErr w:type="gramEnd"/>
-      <w:r>
-        <w:rPr>
-          <w:rFonts w:ascii="Consolas" w:hAnsi="Consolas" w:cs="Times New Roman"/>
-          <w:color w:val="000000"/>
-          <w:sz w:val="22"/>
-          <w:szCs w:val="22"/>
-          <w:lang w:val="en-US"/>
-        </w:rPr>
-        <w:t xml:space="preserve">ID) { </w:t>
-      </w:r>
-    </w:p>
-    <w:p>
-      <w:pPr>
-        <w:pStyle w:val="Standard"/>
-        <w:spacing w:line="360" w:lineRule="auto"/>
-        <w:ind w:firstLine="720"/>
-        <w:jc w:val="both"/>
-        <w:rPr>
-          <w:rFonts w:ascii="Consolas" w:hAnsi="Consolas" w:cs="Times New Roman"/>
-          <w:color w:val="000000"/>
-          <w:sz w:val="22"/>
-          <w:szCs w:val="22"/>
-          <w:lang w:val="en-US"/>
-        </w:rPr>
-      </w:pPr>
-    </w:p>
-    <w:p>
-      <w:pPr>
-        <w:pStyle w:val="Standard"/>
-        <w:spacing w:line="360" w:lineRule="auto"/>
-        <w:ind w:firstLine="720"/>
-        <w:jc w:val="both"/>
-        <w:rPr>
-          <w:rFonts w:ascii="Consolas" w:hAnsi="Consolas" w:cs="Times New Roman"/>
-          <w:color w:val="000000"/>
-          <w:sz w:val="22"/>
-          <w:szCs w:val="22"/>
-          <w:lang w:val="en-US"/>
-        </w:rPr>
-      </w:pPr>
-      <w:r>
-        <w:rPr>
-          <w:rFonts w:ascii="Consolas" w:hAnsi="Consolas" w:cs="Times New Roman"/>
-          <w:color w:val="000000"/>
-          <w:sz w:val="22"/>
-          <w:szCs w:val="22"/>
-          <w:lang w:val="en-US"/>
-        </w:rPr>
-        <w:t xml:space="preserve">    if </w:t>
-      </w:r>
-      <w:proofErr w:type="gramStart"/>
-      <w:r>
-        <w:rPr>
-          <w:rFonts w:ascii="Consolas" w:hAnsi="Consolas" w:cs="Times New Roman"/>
-          <w:color w:val="000000"/>
-          <w:sz w:val="22"/>
-          <w:szCs w:val="22"/>
-          <w:lang w:val="en-US"/>
-        </w:rPr>
-        <w:t>(!confirm</w:t>
-      </w:r>
-      <w:proofErr w:type="gramEnd"/>
-      <w:r>
-        <w:rPr>
-          <w:rFonts w:ascii="Consolas" w:hAnsi="Consolas" w:cs="Times New Roman"/>
-          <w:color w:val="000000"/>
-          <w:sz w:val="22"/>
-          <w:szCs w:val="22"/>
-          <w:lang w:val="en-US"/>
-        </w:rPr>
-        <w:t xml:space="preserve">("Vai </w:t>
-      </w:r>
-      <w:proofErr w:type="spellStart"/>
-      <w:r>
-        <w:rPr>
-          <w:rFonts w:ascii="Consolas" w:hAnsi="Consolas" w:cs="Times New Roman"/>
-          <w:color w:val="000000"/>
-          <w:sz w:val="22"/>
-          <w:szCs w:val="22"/>
-          <w:lang w:val="en-US"/>
-        </w:rPr>
-        <w:t>tiešām</w:t>
-      </w:r>
-      <w:proofErr w:type="spellEnd"/>
-      <w:r>
-        <w:rPr>
-          <w:rFonts w:ascii="Consolas" w:hAnsi="Consolas" w:cs="Times New Roman"/>
-          <w:color w:val="000000"/>
-          <w:sz w:val="22"/>
-          <w:szCs w:val="22"/>
-          <w:lang w:val="en-US"/>
-        </w:rPr>
-        <w:t xml:space="preserve"> </w:t>
-      </w:r>
-      <w:proofErr w:type="spellStart"/>
-      <w:r>
-        <w:rPr>
-          <w:rFonts w:ascii="Consolas" w:hAnsi="Consolas" w:cs="Times New Roman"/>
-          <w:color w:val="000000"/>
-          <w:sz w:val="22"/>
-          <w:szCs w:val="22"/>
-          <w:lang w:val="en-US"/>
-        </w:rPr>
-        <w:t>dzēst</w:t>
-      </w:r>
-      <w:proofErr w:type="spellEnd"/>
-      <w:r>
-        <w:rPr>
-          <w:rFonts w:ascii="Consolas" w:hAnsi="Consolas" w:cs="Times New Roman"/>
-          <w:color w:val="000000"/>
-          <w:sz w:val="22"/>
-          <w:szCs w:val="22"/>
-          <w:lang w:val="en-US"/>
-        </w:rPr>
-        <w:t xml:space="preserve"> </w:t>
-      </w:r>
-      <w:proofErr w:type="spellStart"/>
-      <w:r>
-        <w:rPr>
-          <w:rFonts w:ascii="Consolas" w:hAnsi="Consolas" w:cs="Times New Roman"/>
-          <w:color w:val="000000"/>
-          <w:sz w:val="22"/>
-          <w:szCs w:val="22"/>
-          <w:lang w:val="en-US"/>
-        </w:rPr>
-        <w:t>ziņu</w:t>
-      </w:r>
-      <w:proofErr w:type="spellEnd"/>
-      <w:r>
-        <w:rPr>
-          <w:rFonts w:ascii="Consolas" w:hAnsi="Consolas" w:cs="Times New Roman"/>
-          <w:color w:val="000000"/>
-          <w:sz w:val="22"/>
-          <w:szCs w:val="22"/>
-          <w:lang w:val="en-US"/>
-        </w:rPr>
-        <w:t>?")) {</w:t>
-      </w:r>
-    </w:p>
-    <w:p>
-      <w:pPr>
-        <w:pStyle w:val="Standard"/>
-        <w:spacing w:line="360" w:lineRule="auto"/>
-        <w:ind w:firstLine="720"/>
-        <w:jc w:val="both"/>
-        <w:rPr>
-          <w:rFonts w:ascii="Consolas" w:hAnsi="Consolas" w:cs="Times New Roman"/>
-          <w:color w:val="000000"/>
-          <w:sz w:val="22"/>
-          <w:szCs w:val="22"/>
-          <w:lang w:val="en-US"/>
-        </w:rPr>
-      </w:pPr>
-      <w:r>
-        <w:rPr>
-          <w:rFonts w:ascii="Consolas" w:hAnsi="Consolas" w:cs="Times New Roman"/>
-          <w:color w:val="000000"/>
-          <w:sz w:val="22"/>
-          <w:szCs w:val="22"/>
-          <w:lang w:val="en-US"/>
-        </w:rPr>
-        <w:t>        return;</w:t>
-      </w:r>
-    </w:p>
-    <w:p>
-      <w:pPr>
-        <w:pStyle w:val="Standard"/>
-        <w:spacing w:line="360" w:lineRule="auto"/>
-        <w:ind w:firstLine="720"/>
-        <w:jc w:val="both"/>
-        <w:rPr>
-          <w:rFonts w:ascii="Consolas" w:hAnsi="Consolas" w:cs="Times New Roman"/>
-          <w:color w:val="000000"/>
-          <w:sz w:val="22"/>
-          <w:szCs w:val="22"/>
-          <w:lang w:val="en-US"/>
-        </w:rPr>
-      </w:pPr>
-      <w:r>
-        <w:rPr>
-          <w:rFonts w:ascii="Consolas" w:hAnsi="Consolas" w:cs="Times New Roman"/>
-          <w:color w:val="000000"/>
-          <w:sz w:val="22"/>
-          <w:szCs w:val="22"/>
-          <w:lang w:val="en-US"/>
-        </w:rPr>
-        <w:t>    }</w:t>
-      </w:r>
-    </w:p>
-    <w:p>
-      <w:pPr>
-        <w:pStyle w:val="Standard"/>
-        <w:spacing w:line="360" w:lineRule="auto"/>
-        <w:ind w:firstLine="720"/>
-        <w:jc w:val="both"/>
-        <w:rPr>
-          <w:rFonts w:ascii="Consolas" w:hAnsi="Consolas" w:cs="Times New Roman"/>
-          <w:color w:val="000000"/>
-          <w:sz w:val="22"/>
-          <w:szCs w:val="22"/>
-          <w:lang w:val="en-US"/>
-        </w:rPr>
-      </w:pPr>
-      <w:r>
-        <w:rPr>
-          <w:rFonts w:ascii="Consolas" w:hAnsi="Consolas" w:cs="Times New Roman"/>
-          <w:color w:val="000000"/>
-          <w:sz w:val="22"/>
-          <w:szCs w:val="22"/>
-          <w:lang w:val="en-US"/>
-        </w:rPr>
-        <w:t xml:space="preserve">    </w:t>
-      </w:r>
-    </w:p>
-    <w:p>
-      <w:pPr>
-        <w:pStyle w:val="Standard"/>
-        <w:spacing w:line="360" w:lineRule="auto"/>
-        <w:ind w:firstLine="720"/>
-        <w:jc w:val="both"/>
-        <w:rPr>
-          <w:rFonts w:ascii="Consolas" w:hAnsi="Consolas" w:cs="Times New Roman"/>
-          <w:color w:val="000000"/>
-          <w:sz w:val="22"/>
-          <w:szCs w:val="22"/>
-          <w:lang w:val="en-US"/>
-        </w:rPr>
-      </w:pPr>
-      <w:r>
-        <w:rPr>
-          <w:rFonts w:ascii="Consolas" w:hAnsi="Consolas" w:cs="Times New Roman"/>
-          <w:color w:val="000000"/>
-          <w:sz w:val="22"/>
-          <w:szCs w:val="22"/>
-          <w:lang w:val="en-US"/>
-        </w:rPr>
-        <w:t xml:space="preserve">    </w:t>
-      </w:r>
-      <w:proofErr w:type="gramStart"/>
-      <w:r>
-        <w:rPr>
-          <w:rFonts w:ascii="Consolas" w:hAnsi="Consolas" w:cs="Times New Roman"/>
-          <w:color w:val="000000"/>
-          <w:sz w:val="22"/>
-          <w:szCs w:val="22"/>
-          <w:lang w:val="en-US"/>
-        </w:rPr>
-        <w:t>fetch(</w:t>
-      </w:r>
-      <w:proofErr w:type="spellStart"/>
-      <w:r>
-        <w:rPr>
-          <w:rFonts w:ascii="Consolas" w:hAnsi="Consolas" w:cs="Times New Roman"/>
-          <w:color w:val="000000"/>
-          <w:sz w:val="22"/>
-          <w:szCs w:val="22"/>
-          <w:lang w:val="en-US"/>
-        </w:rPr>
-        <w:t>window.location</w:t>
-      </w:r>
-      <w:proofErr w:type="gramEnd"/>
-      <w:r>
-        <w:rPr>
-          <w:rFonts w:ascii="Consolas" w:hAnsi="Consolas" w:cs="Times New Roman"/>
-          <w:color w:val="000000"/>
-          <w:sz w:val="22"/>
-          <w:szCs w:val="22"/>
-          <w:lang w:val="en-US"/>
-        </w:rPr>
-        <w:t>.pathname</w:t>
-      </w:r>
-      <w:proofErr w:type="spellEnd"/>
-      <w:r>
-        <w:rPr>
-          <w:rFonts w:ascii="Consolas" w:hAnsi="Consolas" w:cs="Times New Roman"/>
-          <w:color w:val="000000"/>
-          <w:sz w:val="22"/>
-          <w:szCs w:val="22"/>
-          <w:lang w:val="en-US"/>
-        </w:rPr>
-        <w:t xml:space="preserve">, { </w:t>
-      </w:r>
-    </w:p>
-    <w:p>
-      <w:pPr>
-        <w:pStyle w:val="Standard"/>
-        <w:spacing w:line="360" w:lineRule="auto"/>
-        <w:ind w:firstLine="720"/>
-        <w:jc w:val="both"/>
-        <w:rPr>
-          <w:rFonts w:ascii="Consolas" w:hAnsi="Consolas" w:cs="Times New Roman"/>
-          <w:color w:val="000000"/>
-          <w:sz w:val="22"/>
-          <w:szCs w:val="22"/>
-          <w:lang w:val="en-US"/>
-        </w:rPr>
-      </w:pPr>
-      <w:r>
-        <w:rPr>
-          <w:rFonts w:ascii="Consolas" w:hAnsi="Consolas" w:cs="Times New Roman"/>
-          <w:color w:val="000000"/>
-          <w:sz w:val="22"/>
-          <w:szCs w:val="22"/>
-          <w:lang w:val="en-US"/>
-        </w:rPr>
-        <w:t xml:space="preserve">        method: "POST", </w:t>
-      </w:r>
-    </w:p>
-    <w:p>
-      <w:pPr>
-        <w:pStyle w:val="Standard"/>
-        <w:spacing w:line="360" w:lineRule="auto"/>
-        <w:ind w:firstLine="720"/>
-        <w:jc w:val="both"/>
-        <w:rPr>
-          <w:rFonts w:ascii="Consolas" w:hAnsi="Consolas" w:cs="Times New Roman"/>
-          <w:color w:val="000000"/>
-          <w:sz w:val="22"/>
-          <w:szCs w:val="22"/>
-          <w:lang w:val="en-US"/>
-        </w:rPr>
-      </w:pPr>
-      <w:r>
-        <w:rPr>
-          <w:rFonts w:ascii="Consolas" w:hAnsi="Consolas" w:cs="Times New Roman"/>
-          <w:color w:val="000000"/>
-          <w:sz w:val="22"/>
-          <w:szCs w:val="22"/>
-          <w:lang w:val="en-US"/>
-        </w:rPr>
-        <w:t xml:space="preserve">        headers: </w:t>
-      </w:r>
-      <w:proofErr w:type="gramStart"/>
-      <w:r>
-        <w:rPr>
-          <w:rFonts w:ascii="Consolas" w:hAnsi="Consolas" w:cs="Times New Roman"/>
-          <w:color w:val="000000"/>
-          <w:sz w:val="22"/>
-          <w:szCs w:val="22"/>
-          <w:lang w:val="en-US"/>
-        </w:rPr>
-        <w:t>{ "</w:t>
-      </w:r>
-      <w:proofErr w:type="gramEnd"/>
-      <w:r>
-        <w:rPr>
-          <w:rFonts w:ascii="Consolas" w:hAnsi="Consolas" w:cs="Times New Roman"/>
-          <w:color w:val="000000"/>
-          <w:sz w:val="22"/>
-          <w:szCs w:val="22"/>
-          <w:lang w:val="en-US"/>
-        </w:rPr>
-        <w:t>Content-Type": "application/x-www-form-</w:t>
-      </w:r>
-      <w:proofErr w:type="spellStart"/>
-      <w:r>
-        <w:rPr>
-          <w:rFonts w:ascii="Consolas" w:hAnsi="Consolas" w:cs="Times New Roman"/>
-          <w:color w:val="000000"/>
-          <w:sz w:val="22"/>
-          <w:szCs w:val="22"/>
-          <w:lang w:val="en-US"/>
-        </w:rPr>
-        <w:t>urlencoded</w:t>
-      </w:r>
-      <w:proofErr w:type="spellEnd"/>
-      <w:r>
-        <w:rPr>
-          <w:rFonts w:ascii="Consolas" w:hAnsi="Consolas" w:cs="Times New Roman"/>
-          <w:color w:val="000000"/>
-          <w:sz w:val="22"/>
-          <w:szCs w:val="22"/>
-          <w:lang w:val="en-US"/>
-        </w:rPr>
-        <w:t xml:space="preserve">" </w:t>
-      </w:r>
-    </w:p>
-    <w:p>
-      <w:pPr>
-        <w:pStyle w:val="Standard"/>
-        <w:spacing w:line="360" w:lineRule="auto"/>
-        <w:ind w:firstLine="720"/>
-        <w:jc w:val="both"/>
-        <w:rPr>
-          <w:rFonts w:ascii="Consolas" w:hAnsi="Consolas" w:cs="Times New Roman"/>
-          <w:color w:val="000000"/>
-          <w:sz w:val="22"/>
-          <w:szCs w:val="22"/>
-          <w:lang w:val="en-US"/>
-        </w:rPr>
-      </w:pPr>
-    </w:p>
-    <w:p>
-      <w:pPr>
-        <w:pStyle w:val="Standard"/>
-        <w:spacing w:line="360" w:lineRule="auto"/>
-        <w:ind w:firstLine="720"/>
-        <w:jc w:val="both"/>
-        <w:rPr>
-          <w:rFonts w:ascii="Consolas" w:hAnsi="Consolas" w:cs="Times New Roman"/>
-          <w:color w:val="000000"/>
-          <w:sz w:val="22"/>
-          <w:szCs w:val="22"/>
-          <w:lang w:val="en-US"/>
-        </w:rPr>
-      </w:pPr>
-      <w:r>
-        <w:rPr>
-          <w:rFonts w:ascii="Consolas" w:hAnsi="Consolas" w:cs="Times New Roman"/>
-          <w:color w:val="000000"/>
-          <w:sz w:val="22"/>
-          <w:szCs w:val="22"/>
-          <w:lang w:val="en-US"/>
-        </w:rPr>
-        <w:t xml:space="preserve">    }, </w:t>
-      </w:r>
-    </w:p>
-    <w:p>
-      <w:pPr>
-        <w:pStyle w:val="Standard"/>
-        <w:spacing w:line="360" w:lineRule="auto"/>
-        <w:ind w:firstLine="720"/>
-        <w:jc w:val="both"/>
-        <w:rPr>
-          <w:rFonts w:ascii="Consolas" w:hAnsi="Consolas" w:cs="Times New Roman"/>
-          <w:color w:val="000000"/>
-          <w:sz w:val="22"/>
-          <w:szCs w:val="22"/>
-          <w:lang w:val="en-US"/>
-        </w:rPr>
-      </w:pPr>
-      <w:r>
-        <w:rPr>
-          <w:rFonts w:ascii="Consolas" w:hAnsi="Consolas" w:cs="Times New Roman"/>
-          <w:color w:val="000000"/>
-          <w:sz w:val="22"/>
-          <w:szCs w:val="22"/>
-          <w:lang w:val="en-US"/>
-        </w:rPr>
-        <w:t>        body: "action=</w:t>
-      </w:r>
-      <w:proofErr w:type="spellStart"/>
-      <w:r>
-        <w:rPr>
-          <w:rFonts w:ascii="Consolas" w:hAnsi="Consolas" w:cs="Times New Roman"/>
-          <w:color w:val="000000"/>
-          <w:sz w:val="22"/>
-          <w:szCs w:val="22"/>
-          <w:lang w:val="en-US"/>
-        </w:rPr>
-        <w:t>delete&amp;ID</w:t>
-      </w:r>
-      <w:proofErr w:type="spellEnd"/>
-      <w:r>
-        <w:rPr>
-          <w:rFonts w:ascii="Consolas" w:hAnsi="Consolas" w:cs="Times New Roman"/>
-          <w:color w:val="000000"/>
-          <w:sz w:val="22"/>
-          <w:szCs w:val="22"/>
-          <w:lang w:val="en-US"/>
-        </w:rPr>
-        <w:t xml:space="preserve">=" + </w:t>
-      </w:r>
-    </w:p>
-    <w:p>
-      <w:pPr>
-        <w:pStyle w:val="Standard"/>
-        <w:spacing w:line="360" w:lineRule="auto"/>
-        <w:ind w:firstLine="720"/>
-        <w:jc w:val="both"/>
-        <w:rPr>
-          <w:rFonts w:ascii="Consolas" w:hAnsi="Consolas" w:cs="Times New Roman"/>
-          <w:color w:val="000000"/>
-          <w:sz w:val="22"/>
-          <w:szCs w:val="22"/>
-          <w:lang w:val="en-US"/>
-        </w:rPr>
-      </w:pPr>
-      <w:r>
-        <w:rPr>
-          <w:rFonts w:ascii="Consolas" w:hAnsi="Consolas" w:cs="Times New Roman"/>
-          <w:color w:val="000000"/>
-          <w:sz w:val="22"/>
-          <w:szCs w:val="22"/>
-          <w:lang w:val="en-US"/>
-        </w:rPr>
-        <w:t xml:space="preserve">        </w:t>
-      </w:r>
-      <w:proofErr w:type="spellStart"/>
-      <w:proofErr w:type="gramStart"/>
-      <w:r>
-        <w:rPr>
-          <w:rFonts w:ascii="Consolas" w:hAnsi="Consolas" w:cs="Times New Roman"/>
-          <w:color w:val="000000"/>
-          <w:sz w:val="22"/>
-          <w:szCs w:val="22"/>
-          <w:lang w:val="en-US"/>
-        </w:rPr>
-        <w:t>encodeURIComponent</w:t>
-      </w:r>
-      <w:proofErr w:type="spellEnd"/>
-      <w:r>
-        <w:rPr>
-          <w:rFonts w:ascii="Consolas" w:hAnsi="Consolas" w:cs="Times New Roman"/>
-          <w:color w:val="000000"/>
-          <w:sz w:val="22"/>
-          <w:szCs w:val="22"/>
-          <w:lang w:val="en-US"/>
-        </w:rPr>
-        <w:t>(</w:t>
-      </w:r>
-      <w:proofErr w:type="gramEnd"/>
-      <w:r>
-        <w:rPr>
-          <w:rFonts w:ascii="Consolas" w:hAnsi="Consolas" w:cs="Times New Roman"/>
-          <w:color w:val="000000"/>
-          <w:sz w:val="22"/>
-          <w:szCs w:val="22"/>
-          <w:lang w:val="en-US"/>
-        </w:rPr>
-        <w:t xml:space="preserve">ID) </w:t>
-      </w:r>
-    </w:p>
-    <w:p>
-      <w:pPr>
-        <w:pStyle w:val="Standard"/>
-        <w:spacing w:line="360" w:lineRule="auto"/>
-        <w:ind w:firstLine="720"/>
-        <w:jc w:val="both"/>
-        <w:rPr>
-          <w:rFonts w:ascii="Consolas" w:hAnsi="Consolas" w:cs="Times New Roman"/>
-          <w:color w:val="000000"/>
-          <w:sz w:val="22"/>
-          <w:szCs w:val="22"/>
-          <w:lang w:val="en-US"/>
-        </w:rPr>
-      </w:pPr>
-      <w:r>
-        <w:rPr>
-          <w:rFonts w:ascii="Consolas" w:hAnsi="Consolas" w:cs="Times New Roman"/>
-          <w:color w:val="000000"/>
-          <w:sz w:val="22"/>
-          <w:szCs w:val="22"/>
-          <w:lang w:val="en-US"/>
-        </w:rPr>
-        <w:t xml:space="preserve">    }) </w:t>
-      </w:r>
-    </w:p>
-    <w:p>
-      <w:pPr>
-        <w:pStyle w:val="Standard"/>
-        <w:spacing w:line="360" w:lineRule="auto"/>
-        <w:ind w:firstLine="720"/>
-        <w:jc w:val="both"/>
-        <w:rPr>
-          <w:rFonts w:ascii="Consolas" w:hAnsi="Consolas" w:cs="Times New Roman"/>
-          <w:color w:val="000000"/>
-          <w:sz w:val="22"/>
-          <w:szCs w:val="22"/>
-          <w:lang w:val="en-US"/>
-        </w:rPr>
-      </w:pPr>
-      <w:r>
-        <w:rPr>
-          <w:rFonts w:ascii="Consolas" w:hAnsi="Consolas" w:cs="Times New Roman"/>
-          <w:color w:val="000000"/>
-          <w:sz w:val="22"/>
-          <w:szCs w:val="22"/>
-          <w:lang w:val="en-US"/>
-        </w:rPr>
-        <w:t xml:space="preserve">    </w:t>
-      </w:r>
-      <w:proofErr w:type="gramStart"/>
-      <w:r>
-        <w:rPr>
-          <w:rFonts w:ascii="Consolas" w:hAnsi="Consolas" w:cs="Times New Roman"/>
-          <w:color w:val="000000"/>
-          <w:sz w:val="22"/>
-          <w:szCs w:val="22"/>
-          <w:lang w:val="en-US"/>
-        </w:rPr>
-        <w:t>.then</w:t>
-      </w:r>
-      <w:proofErr w:type="gramEnd"/>
-      <w:r>
-        <w:rPr>
-          <w:rFonts w:ascii="Consolas" w:hAnsi="Consolas" w:cs="Times New Roman"/>
-          <w:color w:val="000000"/>
-          <w:sz w:val="22"/>
-          <w:szCs w:val="22"/>
-          <w:lang w:val="en-US"/>
-        </w:rPr>
-        <w:t xml:space="preserve">(() =&gt; { </w:t>
-      </w:r>
-    </w:p>
-    <w:p>
-      <w:pPr>
-        <w:pStyle w:val="Standard"/>
-        <w:spacing w:line="360" w:lineRule="auto"/>
-        <w:ind w:firstLine="720"/>
-        <w:jc w:val="both"/>
-        <w:rPr>
-          <w:rFonts w:ascii="Consolas" w:hAnsi="Consolas" w:cs="Times New Roman"/>
-          <w:color w:val="000000"/>
-          <w:sz w:val="22"/>
-          <w:szCs w:val="22"/>
-          <w:lang w:val="en-US"/>
-        </w:rPr>
-      </w:pPr>
-      <w:r>
-        <w:rPr>
-          <w:rFonts w:ascii="Consolas" w:hAnsi="Consolas" w:cs="Times New Roman"/>
-          <w:color w:val="000000"/>
-          <w:sz w:val="22"/>
-          <w:szCs w:val="22"/>
-          <w:lang w:val="en-US"/>
-        </w:rPr>
-        <w:t xml:space="preserve">        </w:t>
-      </w:r>
-      <w:proofErr w:type="spellStart"/>
-      <w:proofErr w:type="gramStart"/>
-      <w:r>
-        <w:rPr>
-          <w:rFonts w:ascii="Consolas" w:hAnsi="Consolas" w:cs="Times New Roman"/>
-          <w:color w:val="000000"/>
-          <w:sz w:val="22"/>
-          <w:szCs w:val="22"/>
-          <w:lang w:val="en-US"/>
-        </w:rPr>
-        <w:t>ieladettzinas</w:t>
-      </w:r>
-      <w:proofErr w:type="spellEnd"/>
-      <w:r>
-        <w:rPr>
-          <w:rFonts w:ascii="Consolas" w:hAnsi="Consolas" w:cs="Times New Roman"/>
-          <w:color w:val="000000"/>
-          <w:sz w:val="22"/>
-          <w:szCs w:val="22"/>
-          <w:lang w:val="en-US"/>
-        </w:rPr>
-        <w:t>(</w:t>
-      </w:r>
-      <w:proofErr w:type="gramEnd"/>
-      <w:r>
-        <w:rPr>
-          <w:rFonts w:ascii="Consolas" w:hAnsi="Consolas" w:cs="Times New Roman"/>
-          <w:color w:val="000000"/>
-          <w:sz w:val="22"/>
-          <w:szCs w:val="22"/>
-          <w:lang w:val="en-US"/>
-        </w:rPr>
-        <w:t xml:space="preserve">); </w:t>
+        <w:t xml:space="preserve">        ieladettzinas(); </w:t>
       </w:r>
     </w:p>
     <w:p>
@@ -29362,10 +28162,15 @@
           <w:szCs w:val="22"/>
           <w:lang w:val="en-US"/>
         </w:rPr>
-        <w:t xml:space="preserve">// </w:t>
-      </w:r>
-      <w:proofErr w:type="spellStart"/>
-      <w:r>
+        <w:t>// Ielādē ziņas tiešsaistes tērzētavā ik pēc 1 sekundes</w:t>
+      </w:r>
+    </w:p>
+    <w:p>
+      <w:pPr>
+        <w:pStyle w:val="Standard"/>
+        <w:spacing w:line="360" w:lineRule="auto"/>
+        <w:ind w:firstLine="720"/>
+        <w:jc w:val="both"/>
         <w:rPr>
           <w:rFonts w:ascii="Consolas" w:hAnsi="Consolas" w:cs="Times New Roman"/>
           <w:color w:val="000000"/>
@@ -29373,9 +28178,7 @@
           <w:szCs w:val="22"/>
           <w:lang w:val="en-US"/>
         </w:rPr>
-        <w:t>Ielādē</w:t>
-      </w:r>
-      <w:proofErr w:type="spellEnd"/>
+      </w:pPr>
       <w:r>
         <w:rPr>
           <w:rFonts w:ascii="Consolas" w:hAnsi="Consolas" w:cs="Times New Roman"/>
@@ -29384,10 +28187,15 @@
           <w:szCs w:val="22"/>
           <w:lang w:val="en-US"/>
         </w:rPr>
-        <w:t xml:space="preserve"> </w:t>
-      </w:r>
-      <w:proofErr w:type="spellStart"/>
-      <w:r>
+        <w:t>ieladettzinas();</w:t>
+      </w:r>
+    </w:p>
+    <w:p>
+      <w:pPr>
+        <w:pStyle w:val="Standard"/>
+        <w:spacing w:line="360" w:lineRule="auto"/>
+        <w:ind w:firstLine="720"/>
+        <w:jc w:val="both"/>
         <w:rPr>
           <w:rFonts w:ascii="Consolas" w:hAnsi="Consolas" w:cs="Times New Roman"/>
           <w:color w:val="000000"/>
@@ -29395,9 +28203,7 @@
           <w:szCs w:val="22"/>
           <w:lang w:val="en-US"/>
         </w:rPr>
-        <w:t>ziņas</w:t>
-      </w:r>
-      <w:proofErr w:type="spellEnd"/>
+      </w:pPr>
       <w:r>
         <w:rPr>
           <w:rFonts w:ascii="Consolas" w:hAnsi="Consolas" w:cs="Times New Roman"/>
@@ -29406,217 +28212,7 @@
           <w:szCs w:val="22"/>
           <w:lang w:val="en-US"/>
         </w:rPr>
-        <w:t xml:space="preserve"> </w:t>
-      </w:r>
-      <w:proofErr w:type="spellStart"/>
-      <w:r>
-        <w:rPr>
-          <w:rFonts w:ascii="Consolas" w:hAnsi="Consolas" w:cs="Times New Roman"/>
-          <w:color w:val="000000"/>
-          <w:sz w:val="22"/>
-          <w:szCs w:val="22"/>
-          <w:lang w:val="en-US"/>
-        </w:rPr>
-        <w:t>tiešsaistes</w:t>
-      </w:r>
-      <w:proofErr w:type="spellEnd"/>
-      <w:r>
-        <w:rPr>
-          <w:rFonts w:ascii="Consolas" w:hAnsi="Consolas" w:cs="Times New Roman"/>
-          <w:color w:val="000000"/>
-          <w:sz w:val="22"/>
-          <w:szCs w:val="22"/>
-          <w:lang w:val="en-US"/>
-        </w:rPr>
-        <w:t xml:space="preserve"> </w:t>
-      </w:r>
-      <w:proofErr w:type="spellStart"/>
-      <w:r>
-        <w:rPr>
-          <w:rFonts w:ascii="Consolas" w:hAnsi="Consolas" w:cs="Times New Roman"/>
-          <w:color w:val="000000"/>
-          <w:sz w:val="22"/>
-          <w:szCs w:val="22"/>
-          <w:lang w:val="en-US"/>
-        </w:rPr>
-        <w:t>tērzētavā</w:t>
-      </w:r>
-      <w:proofErr w:type="spellEnd"/>
-      <w:r>
-        <w:rPr>
-          <w:rFonts w:ascii="Consolas" w:hAnsi="Consolas" w:cs="Times New Roman"/>
-          <w:color w:val="000000"/>
-          <w:sz w:val="22"/>
-          <w:szCs w:val="22"/>
-          <w:lang w:val="en-US"/>
-        </w:rPr>
-        <w:t xml:space="preserve"> </w:t>
-      </w:r>
-      <w:proofErr w:type="spellStart"/>
-      <w:r>
-        <w:rPr>
-          <w:rFonts w:ascii="Consolas" w:hAnsi="Consolas" w:cs="Times New Roman"/>
-          <w:color w:val="000000"/>
-          <w:sz w:val="22"/>
-          <w:szCs w:val="22"/>
-          <w:lang w:val="en-US"/>
-        </w:rPr>
-        <w:t>ik</w:t>
-      </w:r>
-      <w:proofErr w:type="spellEnd"/>
-      <w:r>
-        <w:rPr>
-          <w:rFonts w:ascii="Consolas" w:hAnsi="Consolas" w:cs="Times New Roman"/>
-          <w:color w:val="000000"/>
-          <w:sz w:val="22"/>
-          <w:szCs w:val="22"/>
-          <w:lang w:val="en-US"/>
-        </w:rPr>
-        <w:t xml:space="preserve"> </w:t>
-      </w:r>
-      <w:proofErr w:type="spellStart"/>
-      <w:r>
-        <w:rPr>
-          <w:rFonts w:ascii="Consolas" w:hAnsi="Consolas" w:cs="Times New Roman"/>
-          <w:color w:val="000000"/>
-          <w:sz w:val="22"/>
-          <w:szCs w:val="22"/>
-          <w:lang w:val="en-US"/>
-        </w:rPr>
-        <w:t>pēc</w:t>
-      </w:r>
-      <w:proofErr w:type="spellEnd"/>
-      <w:r>
-        <w:rPr>
-          <w:rFonts w:ascii="Consolas" w:hAnsi="Consolas" w:cs="Times New Roman"/>
-          <w:color w:val="000000"/>
-          <w:sz w:val="22"/>
-          <w:szCs w:val="22"/>
-          <w:lang w:val="en-US"/>
-        </w:rPr>
-        <w:t xml:space="preserve"> 1 </w:t>
-      </w:r>
-      <w:proofErr w:type="spellStart"/>
-      <w:r>
-        <w:rPr>
-          <w:rFonts w:ascii="Consolas" w:hAnsi="Consolas" w:cs="Times New Roman"/>
-          <w:color w:val="000000"/>
-          <w:sz w:val="22"/>
-          <w:szCs w:val="22"/>
-          <w:lang w:val="en-US"/>
-        </w:rPr>
-        <w:t>sekundes</w:t>
-      </w:r>
-      <w:proofErr w:type="spellEnd"/>
-    </w:p>
-    <w:p>
-      <w:pPr>
-        <w:pStyle w:val="Standard"/>
-        <w:spacing w:line="360" w:lineRule="auto"/>
-        <w:ind w:firstLine="720"/>
-        <w:jc w:val="both"/>
-        <w:rPr>
-          <w:rFonts w:ascii="Consolas" w:hAnsi="Consolas" w:cs="Times New Roman"/>
-          <w:color w:val="000000"/>
-          <w:sz w:val="22"/>
-          <w:szCs w:val="22"/>
-          <w:lang w:val="en-US"/>
-        </w:rPr>
-      </w:pPr>
-      <w:proofErr w:type="spellStart"/>
-      <w:proofErr w:type="gramStart"/>
-      <w:r>
-        <w:rPr>
-          <w:rFonts w:ascii="Consolas" w:hAnsi="Consolas" w:cs="Times New Roman"/>
-          <w:color w:val="000000"/>
-          <w:sz w:val="22"/>
-          <w:szCs w:val="22"/>
-          <w:lang w:val="en-US"/>
-        </w:rPr>
-        <w:t>ieladettzinas</w:t>
-      </w:r>
-      <w:proofErr w:type="spellEnd"/>
-      <w:r>
-        <w:rPr>
-          <w:rFonts w:ascii="Consolas" w:hAnsi="Consolas" w:cs="Times New Roman"/>
-          <w:color w:val="000000"/>
-          <w:sz w:val="22"/>
-          <w:szCs w:val="22"/>
-          <w:lang w:val="en-US"/>
-        </w:rPr>
-        <w:t>(</w:t>
-      </w:r>
-      <w:proofErr w:type="gramEnd"/>
-      <w:r>
-        <w:rPr>
-          <w:rFonts w:ascii="Consolas" w:hAnsi="Consolas" w:cs="Times New Roman"/>
-          <w:color w:val="000000"/>
-          <w:sz w:val="22"/>
-          <w:szCs w:val="22"/>
-          <w:lang w:val="en-US"/>
-        </w:rPr>
-        <w:t>);</w:t>
-      </w:r>
-    </w:p>
-    <w:p>
-      <w:pPr>
-        <w:pStyle w:val="Standard"/>
-        <w:spacing w:line="360" w:lineRule="auto"/>
-        <w:ind w:firstLine="720"/>
-        <w:jc w:val="both"/>
-        <w:rPr>
-          <w:rFonts w:ascii="Consolas" w:hAnsi="Consolas" w:cs="Times New Roman"/>
-          <w:color w:val="000000"/>
-          <w:sz w:val="22"/>
-          <w:szCs w:val="22"/>
-          <w:lang w:val="en-US"/>
-        </w:rPr>
-      </w:pPr>
-      <w:proofErr w:type="spellStart"/>
-      <w:proofErr w:type="gramStart"/>
-      <w:r>
-        <w:rPr>
-          <w:rFonts w:ascii="Consolas" w:hAnsi="Consolas" w:cs="Times New Roman"/>
-          <w:color w:val="000000"/>
-          <w:sz w:val="22"/>
-          <w:szCs w:val="22"/>
-          <w:lang w:val="en-US"/>
-        </w:rPr>
-        <w:t>setInterval</w:t>
-      </w:r>
-      <w:proofErr w:type="spellEnd"/>
-      <w:r>
-        <w:rPr>
-          <w:rFonts w:ascii="Consolas" w:hAnsi="Consolas" w:cs="Times New Roman"/>
-          <w:color w:val="000000"/>
-          <w:sz w:val="22"/>
-          <w:szCs w:val="22"/>
-          <w:lang w:val="en-US"/>
-        </w:rPr>
-        <w:t>(</w:t>
-      </w:r>
-      <w:proofErr w:type="spellStart"/>
-      <w:proofErr w:type="gramEnd"/>
-      <w:r>
-        <w:rPr>
-          <w:rFonts w:ascii="Consolas" w:hAnsi="Consolas" w:cs="Times New Roman"/>
-          <w:color w:val="000000"/>
-          <w:sz w:val="22"/>
-          <w:szCs w:val="22"/>
-          <w:lang w:val="en-US"/>
-        </w:rPr>
-        <w:t>ieladettzinas</w:t>
-      </w:r>
-      <w:proofErr w:type="spellEnd"/>
-      <w:r>
-        <w:rPr>
-          <w:rFonts w:ascii="Consolas" w:hAnsi="Consolas" w:cs="Times New Roman"/>
-          <w:color w:val="000000"/>
-          <w:sz w:val="22"/>
-          <w:szCs w:val="22"/>
-          <w:lang w:val="en-US"/>
-        </w:rPr>
-        <w:t>, 1000);</w:t>
+        <w:t>setInterval(ieladettzinas, 1000);</w:t>
       </w:r>
     </w:p>
     <w:p>
@@ -31011,7 +29607,7 @@
       </w:r>
     </w:p>
     <w:sectPr>
-      <w:footerReference w:type="default" r:id="rId57"/>
+      <w:footerReference w:type="default" r:id="rId64"/>
       <w:pgSz w:w="11906" w:h="16838"/>
       <w:pgMar w:top="1134" w:right="851" w:bottom="1134" w:left="1701" w:header="720" w:footer="1134" w:gutter="0"/>
       <w:cols w:space="720"/>
@@ -33218,6 +31814,7 @@
   <w:style w:type="character" w:default="1" w:styleId="DefaultParagraphFont">
     <w:name w:val="Default Paragraph Font"/>
     <w:uiPriority w:val="1"/>
+    <w:semiHidden/>
     <w:unhideWhenUsed/>
   </w:style>
   <w:style w:type="table" w:default="1" w:styleId="TableNormal">

--- a/Tehniskā  dokumentācija.docx
+++ b/Tehniskā  dokumentācija.docx
@@ -515,7 +515,7 @@
       <w:r>
         <w:fldChar w:fldCharType="separate"/>
       </w:r>
-      <w:hyperlink w:anchor="_Toc231360058" w:history="1">
+      <w:hyperlink w:anchor="_Toc231364058" w:history="1">
         <w:r>
           <w:rPr>
             <w:rStyle w:val="Hyperlink"/>
@@ -540,7 +540,7 @@
           <w:rPr>
             <w:noProof/>
           </w:rPr>
-          <w:instrText xml:space="preserve"> PAGEREF _Toc231360058 \h </w:instrText>
+          <w:instrText xml:space="preserve"> PAGEREF _Toc231364058 \h </w:instrText>
         </w:r>
         <w:r>
           <w:rPr>
@@ -581,7 +581,7 @@
           <w14:ligatures w14:val="standardContextual"/>
         </w:rPr>
       </w:pPr>
-      <w:hyperlink w:anchor="_Toc231360059" w:history="1">
+      <w:hyperlink w:anchor="_Toc231364059" w:history="1">
         <w:r>
           <w:rPr>
             <w:rStyle w:val="Hyperlink"/>
@@ -606,7 +606,7 @@
           <w:rPr>
             <w:noProof/>
           </w:rPr>
-          <w:instrText xml:space="preserve"> PAGEREF _Toc231360059 \h </w:instrText>
+          <w:instrText xml:space="preserve"> PAGEREF _Toc231364059 \h </w:instrText>
         </w:r>
         <w:r>
           <w:rPr>
@@ -647,7 +647,7 @@
           <w14:ligatures w14:val="standardContextual"/>
         </w:rPr>
       </w:pPr>
-      <w:hyperlink w:anchor="_Toc231360060" w:history="1">
+      <w:hyperlink w:anchor="_Toc231364060" w:history="1">
         <w:r>
           <w:rPr>
             <w:rStyle w:val="Hyperlink"/>
@@ -672,7 +672,7 @@
           <w:rPr>
             <w:noProof/>
           </w:rPr>
-          <w:instrText xml:space="preserve"> PAGEREF _Toc231360060 \h </w:instrText>
+          <w:instrText xml:space="preserve"> PAGEREF _Toc231364060 \h </w:instrText>
         </w:r>
         <w:r>
           <w:rPr>
@@ -713,7 +713,7 @@
           <w14:ligatures w14:val="standardContextual"/>
         </w:rPr>
       </w:pPr>
-      <w:hyperlink w:anchor="_Toc231360061" w:history="1">
+      <w:hyperlink w:anchor="_Toc231364061" w:history="1">
         <w:r>
           <w:rPr>
             <w:rStyle w:val="Hyperlink"/>
@@ -738,7 +738,7 @@
           <w:rPr>
             <w:noProof/>
           </w:rPr>
-          <w:instrText xml:space="preserve"> PAGEREF _Toc231360061 \h </w:instrText>
+          <w:instrText xml:space="preserve"> PAGEREF _Toc231364061 \h </w:instrText>
         </w:r>
         <w:r>
           <w:rPr>
@@ -779,7 +779,7 @@
           <w14:ligatures w14:val="standardContextual"/>
         </w:rPr>
       </w:pPr>
-      <w:hyperlink w:anchor="_Toc231360062" w:history="1">
+      <w:hyperlink w:anchor="_Toc231364062" w:history="1">
         <w:r>
           <w:rPr>
             <w:rStyle w:val="Hyperlink"/>
@@ -804,7 +804,7 @@
           <w:rPr>
             <w:noProof/>
           </w:rPr>
-          <w:instrText xml:space="preserve"> PAGEREF _Toc231360062 \h </w:instrText>
+          <w:instrText xml:space="preserve"> PAGEREF _Toc231364062 \h </w:instrText>
         </w:r>
         <w:r>
           <w:rPr>
@@ -845,7 +845,7 @@
           <w14:ligatures w14:val="standardContextual"/>
         </w:rPr>
       </w:pPr>
-      <w:hyperlink w:anchor="_Toc231360063" w:history="1">
+      <w:hyperlink w:anchor="_Toc231364063" w:history="1">
         <w:r>
           <w:rPr>
             <w:rStyle w:val="Hyperlink"/>
@@ -870,7 +870,7 @@
           <w:rPr>
             <w:noProof/>
           </w:rPr>
-          <w:instrText xml:space="preserve"> PAGEREF _Toc231360063 \h </w:instrText>
+          <w:instrText xml:space="preserve"> PAGEREF _Toc231364063 \h </w:instrText>
         </w:r>
         <w:r>
           <w:rPr>
@@ -911,7 +911,7 @@
           <w14:ligatures w14:val="standardContextual"/>
         </w:rPr>
       </w:pPr>
-      <w:hyperlink w:anchor="_Toc231360064" w:history="1">
+      <w:hyperlink w:anchor="_Toc231364064" w:history="1">
         <w:r>
           <w:rPr>
             <w:rStyle w:val="Hyperlink"/>
@@ -936,7 +936,7 @@
           <w:rPr>
             <w:noProof/>
           </w:rPr>
-          <w:instrText xml:space="preserve"> PAGEREF _Toc231360064 \h </w:instrText>
+          <w:instrText xml:space="preserve"> PAGEREF _Toc231364064 \h </w:instrText>
         </w:r>
         <w:r>
           <w:rPr>
@@ -977,7 +977,7 @@
           <w14:ligatures w14:val="standardContextual"/>
         </w:rPr>
       </w:pPr>
-      <w:hyperlink w:anchor="_Toc231360065" w:history="1">
+      <w:hyperlink w:anchor="_Toc231364065" w:history="1">
         <w:r>
           <w:rPr>
             <w:rStyle w:val="Hyperlink"/>
@@ -1002,7 +1002,7 @@
           <w:rPr>
             <w:noProof/>
           </w:rPr>
-          <w:instrText xml:space="preserve"> PAGEREF _Toc231360065 \h </w:instrText>
+          <w:instrText xml:space="preserve"> PAGEREF _Toc231364065 \h </w:instrText>
         </w:r>
         <w:r>
           <w:rPr>
@@ -1043,7 +1043,7 @@
           <w14:ligatures w14:val="standardContextual"/>
         </w:rPr>
       </w:pPr>
-      <w:hyperlink w:anchor="_Toc231360066" w:history="1">
+      <w:hyperlink w:anchor="_Toc231364066" w:history="1">
         <w:r>
           <w:rPr>
             <w:rStyle w:val="Hyperlink"/>
@@ -1068,7 +1068,7 @@
           <w:rPr>
             <w:noProof/>
           </w:rPr>
-          <w:instrText xml:space="preserve"> PAGEREF _Toc231360066 \h </w:instrText>
+          <w:instrText xml:space="preserve"> PAGEREF _Toc231364066 \h </w:instrText>
         </w:r>
         <w:r>
           <w:rPr>
@@ -1109,7 +1109,7 @@
           <w14:ligatures w14:val="standardContextual"/>
         </w:rPr>
       </w:pPr>
-      <w:hyperlink w:anchor="_Toc231360067" w:history="1">
+      <w:hyperlink w:anchor="_Toc231364067" w:history="1">
         <w:r>
           <w:rPr>
             <w:rStyle w:val="Hyperlink"/>
@@ -1134,7 +1134,7 @@
           <w:rPr>
             <w:noProof/>
           </w:rPr>
-          <w:instrText xml:space="preserve"> PAGEREF _Toc231360067 \h </w:instrText>
+          <w:instrText xml:space="preserve"> PAGEREF _Toc231364067 \h </w:instrText>
         </w:r>
         <w:r>
           <w:rPr>
@@ -1151,7 +1151,7 @@
           <w:rPr>
             <w:noProof/>
           </w:rPr>
-          <w:t>21</w:t>
+          <w:t>20</w:t>
         </w:r>
         <w:r>
           <w:rPr>
@@ -1175,7 +1175,7 @@
           <w14:ligatures w14:val="standardContextual"/>
         </w:rPr>
       </w:pPr>
-      <w:hyperlink w:anchor="_Toc231360068" w:history="1">
+      <w:hyperlink w:anchor="_Toc231364068" w:history="1">
         <w:r>
           <w:rPr>
             <w:rStyle w:val="Hyperlink"/>
@@ -1200,7 +1200,7 @@
           <w:rPr>
             <w:noProof/>
           </w:rPr>
-          <w:instrText xml:space="preserve"> PAGEREF _Toc231360068 \h </w:instrText>
+          <w:instrText xml:space="preserve"> PAGEREF _Toc231364068 \h </w:instrText>
         </w:r>
         <w:r>
           <w:rPr>
@@ -1217,7 +1217,7 @@
           <w:rPr>
             <w:noProof/>
           </w:rPr>
-          <w:t>21</w:t>
+          <w:t>20</w:t>
         </w:r>
         <w:r>
           <w:rPr>
@@ -1241,7 +1241,7 @@
           <w14:ligatures w14:val="standardContextual"/>
         </w:rPr>
       </w:pPr>
-      <w:hyperlink w:anchor="_Toc231360069" w:history="1">
+      <w:hyperlink w:anchor="_Toc231364069" w:history="1">
         <w:r>
           <w:rPr>
             <w:rStyle w:val="Hyperlink"/>
@@ -1266,7 +1266,7 @@
           <w:rPr>
             <w:noProof/>
           </w:rPr>
-          <w:instrText xml:space="preserve"> PAGEREF _Toc231360069 \h </w:instrText>
+          <w:instrText xml:space="preserve"> PAGEREF _Toc231364069 \h </w:instrText>
         </w:r>
         <w:r>
           <w:rPr>
@@ -1283,7 +1283,7 @@
           <w:rPr>
             <w:noProof/>
           </w:rPr>
-          <w:t>26</w:t>
+          <w:t>25</w:t>
         </w:r>
         <w:r>
           <w:rPr>
@@ -1307,7 +1307,7 @@
           <w14:ligatures w14:val="standardContextual"/>
         </w:rPr>
       </w:pPr>
-      <w:hyperlink w:anchor="_Toc231360070" w:history="1">
+      <w:hyperlink w:anchor="_Toc231364070" w:history="1">
         <w:r>
           <w:rPr>
             <w:rStyle w:val="Hyperlink"/>
@@ -1332,7 +1332,7 @@
           <w:rPr>
             <w:noProof/>
           </w:rPr>
-          <w:instrText xml:space="preserve"> PAGEREF _Toc231360070 \h </w:instrText>
+          <w:instrText xml:space="preserve"> PAGEREF _Toc231364070 \h </w:instrText>
         </w:r>
         <w:r>
           <w:rPr>
@@ -1349,7 +1349,7 @@
           <w:rPr>
             <w:noProof/>
           </w:rPr>
-          <w:t>28</w:t>
+          <w:t>27</w:t>
         </w:r>
         <w:r>
           <w:rPr>
@@ -1373,7 +1373,7 @@
           <w14:ligatures w14:val="standardContextual"/>
         </w:rPr>
       </w:pPr>
-      <w:hyperlink w:anchor="_Toc231360071" w:history="1">
+      <w:hyperlink w:anchor="_Toc231364071" w:history="1">
         <w:r>
           <w:rPr>
             <w:rStyle w:val="Hyperlink"/>
@@ -1398,7 +1398,7 @@
           <w:rPr>
             <w:noProof/>
           </w:rPr>
-          <w:instrText xml:space="preserve"> PAGEREF _Toc231360071 \h </w:instrText>
+          <w:instrText xml:space="preserve"> PAGEREF _Toc231364071 \h </w:instrText>
         </w:r>
         <w:r>
           <w:rPr>
@@ -1415,7 +1415,7 @@
           <w:rPr>
             <w:noProof/>
           </w:rPr>
-          <w:t>31</w:t>
+          <w:t>30</w:t>
         </w:r>
         <w:r>
           <w:rPr>
@@ -1439,7 +1439,7 @@
           <w14:ligatures w14:val="standardContextual"/>
         </w:rPr>
       </w:pPr>
-      <w:hyperlink w:anchor="_Toc231360072" w:history="1">
+      <w:hyperlink w:anchor="_Toc231364072" w:history="1">
         <w:r>
           <w:rPr>
             <w:rStyle w:val="Hyperlink"/>
@@ -1464,7 +1464,7 @@
           <w:rPr>
             <w:noProof/>
           </w:rPr>
-          <w:instrText xml:space="preserve"> PAGEREF _Toc231360072 \h </w:instrText>
+          <w:instrText xml:space="preserve"> PAGEREF _Toc231364072 \h </w:instrText>
         </w:r>
         <w:r>
           <w:rPr>
@@ -1481,7 +1481,7 @@
           <w:rPr>
             <w:noProof/>
           </w:rPr>
-          <w:t>31</w:t>
+          <w:t>30</w:t>
         </w:r>
         <w:r>
           <w:rPr>
@@ -1505,7 +1505,7 @@
           <w14:ligatures w14:val="standardContextual"/>
         </w:rPr>
       </w:pPr>
-      <w:hyperlink w:anchor="_Toc231360073" w:history="1">
+      <w:hyperlink w:anchor="_Toc231364073" w:history="1">
         <w:r>
           <w:rPr>
             <w:rStyle w:val="Hyperlink"/>
@@ -1530,7 +1530,73 @@
           <w:rPr>
             <w:noProof/>
           </w:rPr>
-          <w:instrText xml:space="preserve"> PAGEREF _Toc231360073 \h </w:instrText>
+          <w:instrText xml:space="preserve"> PAGEREF _Toc231364073 \h </w:instrText>
+        </w:r>
+        <w:r>
+          <w:rPr>
+            <w:noProof/>
+          </w:rPr>
+        </w:r>
+        <w:r>
+          <w:rPr>
+            <w:noProof/>
+          </w:rPr>
+          <w:fldChar w:fldCharType="separate"/>
+        </w:r>
+        <w:r>
+          <w:rPr>
+            <w:noProof/>
+          </w:rPr>
+          <w:t>32</w:t>
+        </w:r>
+        <w:r>
+          <w:rPr>
+            <w:noProof/>
+          </w:rPr>
+          <w:fldChar w:fldCharType="end"/>
+        </w:r>
+      </w:hyperlink>
+    </w:p>
+    <w:p>
+      <w:pPr>
+        <w:pStyle w:val="TOC2"/>
+        <w:tabs>
+          <w:tab w:val="right" w:leader="dot" w:pos="9345"/>
+        </w:tabs>
+        <w:rPr>
+          <w:rFonts w:asciiTheme="minorHAnsi" w:eastAsiaTheme="minorEastAsia" w:hAnsiTheme="minorHAnsi" w:cstheme="minorBidi"/>
+          <w:noProof/>
+          <w:kern w:val="2"/>
+          <w:lang w:val="en-US"/>
+          <w14:ligatures w14:val="standardContextual"/>
+        </w:rPr>
+      </w:pPr>
+      <w:hyperlink w:anchor="_Toc231364074" w:history="1">
+        <w:r>
+          <w:rPr>
+            <w:rStyle w:val="Hyperlink"/>
+            <w:rFonts w:cs="Times New Roman"/>
+            <w:noProof/>
+          </w:rPr>
+          <w:t>5.3. Administratora ceļvedis</w:t>
+        </w:r>
+        <w:r>
+          <w:rPr>
+            <w:noProof/>
+          </w:rPr>
+          <w:tab/>
+        </w:r>
+        <w:r>
+          <w:rPr>
+            <w:noProof/>
+          </w:rPr>
+          <w:fldChar w:fldCharType="begin"/>
+        </w:r>
+        <w:r>
+          <w:rPr>
+            <w:noProof/>
+          </w:rPr>
+          <w:instrText xml:space="preserve"> PAGEREF _Toc231364074 \h </w:instrText>
         </w:r>
         <w:r>
           <w:rPr>
@@ -1559,7 +1625,7 @@
     </w:p>
     <w:p>
       <w:pPr>
-        <w:pStyle w:val="TOC2"/>
+        <w:pStyle w:val="TOC1"/>
         <w:tabs>
           <w:tab w:val="right" w:leader="dot" w:pos="9345"/>
         </w:tabs>
@@ -1571,14 +1637,14 @@
           <w14:ligatures w14:val="standardContextual"/>
         </w:rPr>
       </w:pPr>
-      <w:hyperlink w:anchor="_Toc231360074" w:history="1">
+      <w:hyperlink w:anchor="_Toc231364075" w:history="1">
         <w:r>
           <w:rPr>
             <w:rStyle w:val="Hyperlink"/>
             <w:rFonts w:cs="Times New Roman"/>
             <w:noProof/>
           </w:rPr>
-          <w:t>5.3. Administratora ceļvedis</w:t>
+          <w:t>6. TESTĒŠANAS PIEMĒRI</w:t>
         </w:r>
         <w:r>
           <w:rPr>
@@ -1596,7 +1662,7 @@
           <w:rPr>
             <w:noProof/>
           </w:rPr>
-          <w:instrText xml:space="preserve"> PAGEREF _Toc231360074 \h </w:instrText>
+          <w:instrText xml:space="preserve"> PAGEREF _Toc231364075 \h </w:instrText>
         </w:r>
         <w:r>
           <w:rPr>
@@ -1637,73 +1703,7 @@
           <w14:ligatures w14:val="standardContextual"/>
         </w:rPr>
       </w:pPr>
-      <w:hyperlink w:anchor="_Toc231360075" w:history="1">
-        <w:r>
-          <w:rPr>
-            <w:rStyle w:val="Hyperlink"/>
-            <w:rFonts w:cs="Times New Roman"/>
-            <w:noProof/>
-          </w:rPr>
-          <w:t>6. TESTĒŠANAS PIEMĒRI</w:t>
-        </w:r>
-        <w:r>
-          <w:rPr>
-            <w:noProof/>
-          </w:rPr>
-          <w:tab/>
-        </w:r>
-        <w:r>
-          <w:rPr>
-            <w:noProof/>
-          </w:rPr>
-          <w:fldChar w:fldCharType="begin"/>
-        </w:r>
-        <w:r>
-          <w:rPr>
-            <w:noProof/>
-          </w:rPr>
-          <w:instrText xml:space="preserve"> PAGEREF _Toc231360075 \h </w:instrText>
-        </w:r>
-        <w:r>
-          <w:rPr>
-            <w:noProof/>
-          </w:rPr>
-        </w:r>
-        <w:r>
-          <w:rPr>
-            <w:noProof/>
-          </w:rPr>
-          <w:fldChar w:fldCharType="separate"/>
-        </w:r>
-        <w:r>
-          <w:rPr>
-            <w:noProof/>
-          </w:rPr>
-          <w:t>35</w:t>
-        </w:r>
-        <w:r>
-          <w:rPr>
-            <w:noProof/>
-          </w:rPr>
-          <w:fldChar w:fldCharType="end"/>
-        </w:r>
-      </w:hyperlink>
-    </w:p>
-    <w:p>
-      <w:pPr>
-        <w:pStyle w:val="TOC1"/>
-        <w:tabs>
-          <w:tab w:val="right" w:leader="dot" w:pos="9345"/>
-        </w:tabs>
-        <w:rPr>
-          <w:rFonts w:asciiTheme="minorHAnsi" w:eastAsiaTheme="minorEastAsia" w:hAnsiTheme="minorHAnsi" w:cstheme="minorBidi"/>
-          <w:noProof/>
-          <w:kern w:val="2"/>
-          <w:lang w:val="en-US"/>
-          <w14:ligatures w14:val="standardContextual"/>
-        </w:rPr>
-      </w:pPr>
-      <w:hyperlink w:anchor="_Toc231360076" w:history="1">
+      <w:hyperlink w:anchor="_Toc231364076" w:history="1">
         <w:r>
           <w:rPr>
             <w:rStyle w:val="Hyperlink"/>
@@ -1728,7 +1728,7 @@
           <w:rPr>
             <w:noProof/>
           </w:rPr>
-          <w:instrText xml:space="preserve"> PAGEREF _Toc231360076 \h </w:instrText>
+          <w:instrText xml:space="preserve"> PAGEREF _Toc231364076 \h </w:instrText>
         </w:r>
         <w:r>
           <w:rPr>
@@ -1745,7 +1745,7 @@
           <w:rPr>
             <w:noProof/>
           </w:rPr>
-          <w:t>39</w:t>
+          <w:t>38</w:t>
         </w:r>
         <w:r>
           <w:rPr>
@@ -1769,7 +1769,7 @@
           <w14:ligatures w14:val="standardContextual"/>
         </w:rPr>
       </w:pPr>
-      <w:hyperlink w:anchor="_Toc231360077" w:history="1">
+      <w:hyperlink w:anchor="_Toc231364077" w:history="1">
         <w:r>
           <w:rPr>
             <w:rStyle w:val="Hyperlink"/>
@@ -1794,7 +1794,73 @@
           <w:rPr>
             <w:noProof/>
           </w:rPr>
-          <w:instrText xml:space="preserve"> PAGEREF _Toc231360077 \h </w:instrText>
+          <w:instrText xml:space="preserve"> PAGEREF _Toc231364077 \h </w:instrText>
+        </w:r>
+        <w:r>
+          <w:rPr>
+            <w:noProof/>
+          </w:rPr>
+        </w:r>
+        <w:r>
+          <w:rPr>
+            <w:noProof/>
+          </w:rPr>
+          <w:fldChar w:fldCharType="separate"/>
+        </w:r>
+        <w:r>
+          <w:rPr>
+            <w:noProof/>
+          </w:rPr>
+          <w:t>40</w:t>
+        </w:r>
+        <w:r>
+          <w:rPr>
+            <w:noProof/>
+          </w:rPr>
+          <w:fldChar w:fldCharType="end"/>
+        </w:r>
+      </w:hyperlink>
+    </w:p>
+    <w:p>
+      <w:pPr>
+        <w:pStyle w:val="TOC1"/>
+        <w:tabs>
+          <w:tab w:val="right" w:leader="dot" w:pos="9345"/>
+        </w:tabs>
+        <w:rPr>
+          <w:rFonts w:asciiTheme="minorHAnsi" w:eastAsiaTheme="minorEastAsia" w:hAnsiTheme="minorHAnsi" w:cstheme="minorBidi"/>
+          <w:noProof/>
+          <w:kern w:val="2"/>
+          <w:lang w:val="en-US"/>
+          <w14:ligatures w14:val="standardContextual"/>
+        </w:rPr>
+      </w:pPr>
+      <w:hyperlink w:anchor="_Toc231364078" w:history="1">
+        <w:r>
+          <w:rPr>
+            <w:rStyle w:val="Hyperlink"/>
+            <w:rFonts w:cs="Times New Roman"/>
+            <w:noProof/>
+          </w:rPr>
+          <w:t>INFORMĀCIJAS AVOTI</w:t>
+        </w:r>
+        <w:r>
+          <w:rPr>
+            <w:noProof/>
+          </w:rPr>
+          <w:tab/>
+        </w:r>
+        <w:r>
+          <w:rPr>
+            <w:noProof/>
+          </w:rPr>
+          <w:fldChar w:fldCharType="begin"/>
+        </w:r>
+        <w:r>
+          <w:rPr>
+            <w:noProof/>
+          </w:rPr>
+          <w:instrText xml:space="preserve"> PAGEREF _Toc231364078 \h </w:instrText>
         </w:r>
         <w:r>
           <w:rPr>
@@ -1835,73 +1901,7 @@
           <w14:ligatures w14:val="standardContextual"/>
         </w:rPr>
       </w:pPr>
-      <w:hyperlink w:anchor="_Toc231360078" w:history="1">
-        <w:r>
-          <w:rPr>
-            <w:rStyle w:val="Hyperlink"/>
-            <w:rFonts w:cs="Times New Roman"/>
-            <w:noProof/>
-          </w:rPr>
-          <w:t>INFORMĀCIJAS AVOTI</w:t>
-        </w:r>
-        <w:r>
-          <w:rPr>
-            <w:noProof/>
-          </w:rPr>
-          <w:tab/>
-        </w:r>
-        <w:r>
-          <w:rPr>
-            <w:noProof/>
-          </w:rPr>
-          <w:fldChar w:fldCharType="begin"/>
-        </w:r>
-        <w:r>
-          <w:rPr>
-            <w:noProof/>
-          </w:rPr>
-          <w:instrText xml:space="preserve"> PAGEREF _Toc231360078 \h </w:instrText>
-        </w:r>
-        <w:r>
-          <w:rPr>
-            <w:noProof/>
-          </w:rPr>
-        </w:r>
-        <w:r>
-          <w:rPr>
-            <w:noProof/>
-          </w:rPr>
-          <w:fldChar w:fldCharType="separate"/>
-        </w:r>
-        <w:r>
-          <w:rPr>
-            <w:noProof/>
-          </w:rPr>
-          <w:t>42</w:t>
-        </w:r>
-        <w:r>
-          <w:rPr>
-            <w:noProof/>
-          </w:rPr>
-          <w:fldChar w:fldCharType="end"/>
-        </w:r>
-      </w:hyperlink>
-    </w:p>
-    <w:p>
-      <w:pPr>
-        <w:pStyle w:val="TOC1"/>
-        <w:tabs>
-          <w:tab w:val="right" w:leader="dot" w:pos="9345"/>
-        </w:tabs>
-        <w:rPr>
-          <w:rFonts w:asciiTheme="minorHAnsi" w:eastAsiaTheme="minorEastAsia" w:hAnsiTheme="minorHAnsi" w:cstheme="minorBidi"/>
-          <w:noProof/>
-          <w:kern w:val="2"/>
-          <w:lang w:val="en-US"/>
-          <w14:ligatures w14:val="standardContextual"/>
-        </w:rPr>
-      </w:pPr>
-      <w:hyperlink w:anchor="_Toc231360079" w:history="1">
+      <w:hyperlink w:anchor="_Toc231364079" w:history="1">
         <w:r>
           <w:rPr>
             <w:rStyle w:val="Hyperlink"/>
@@ -1926,7 +1926,7 @@
           <w:rPr>
             <w:noProof/>
           </w:rPr>
-          <w:instrText xml:space="preserve"> PAGEREF _Toc231360079 \h </w:instrText>
+          <w:instrText xml:space="preserve"> PAGEREF _Toc231364079 \h </w:instrText>
         </w:r>
         <w:r>
           <w:rPr>
@@ -1943,7 +1943,7 @@
           <w:rPr>
             <w:noProof/>
           </w:rPr>
-          <w:t>45</w:t>
+          <w:t>44</w:t>
         </w:r>
         <w:r>
           <w:rPr>
@@ -1975,7 +1975,7 @@
         <w:spacing w:before="0" w:after="240" w:line="360" w:lineRule="auto"/>
         <w:jc w:val="center"/>
       </w:pPr>
-      <w:bookmarkStart w:id="6" w:name="_Toc231360058"/>
+      <w:bookmarkStart w:id="6" w:name="_Toc231364058"/>
       <w:r>
         <w:rPr>
           <w:rFonts w:ascii="Times New Roman" w:hAnsi="Times New Roman" w:cs="Times New Roman"/>
@@ -2334,7 +2334,7 @@
         <w:jc w:val="center"/>
       </w:pPr>
       <w:bookmarkStart w:id="7" w:name="_Toc275064815"/>
-      <w:bookmarkStart w:id="8" w:name="_Toc231360059"/>
+      <w:bookmarkStart w:id="8" w:name="_Toc231364059"/>
       <w:r>
         <w:rPr>
           <w:rFonts w:ascii="Times New Roman" w:hAnsi="Times New Roman" w:cs="Times New Roman"/>
@@ -2461,7 +2461,7 @@
         <w:jc w:val="center"/>
       </w:pPr>
       <w:bookmarkStart w:id="9" w:name="_Toc574167198"/>
-      <w:bookmarkStart w:id="10" w:name="_Toc231360060"/>
+      <w:bookmarkStart w:id="10" w:name="_Toc231364060"/>
       <w:r>
         <w:rPr>
           <w:rFonts w:ascii="Times New Roman" w:hAnsi="Times New Roman" w:cs="Times New Roman"/>
@@ -2486,7 +2486,7 @@
         <w:ind w:left="720"/>
       </w:pPr>
       <w:bookmarkStart w:id="11" w:name="_Toc12563675"/>
-      <w:bookmarkStart w:id="12" w:name="_Toc231360061"/>
+      <w:bookmarkStart w:id="12" w:name="_Toc231364061"/>
       <w:r>
         <w:rPr>
           <w:rFonts w:ascii="Times New Roman" w:hAnsi="Times New Roman" w:cs="Times New Roman"/>
@@ -2855,7 +2855,7 @@
         </w:rPr>
       </w:pPr>
       <w:bookmarkStart w:id="13" w:name="_Toc55692457"/>
-      <w:bookmarkStart w:id="14" w:name="_Toc231360062"/>
+      <w:bookmarkStart w:id="14" w:name="_Toc231364062"/>
       <w:r>
         <w:rPr>
           <w:rFonts w:ascii="Times New Roman" w:hAnsi="Times New Roman" w:cs="Times New Roman"/>
@@ -5683,7 +5683,7 @@
           <w:szCs w:val="28"/>
         </w:rPr>
       </w:pPr>
-      <w:bookmarkStart w:id="23" w:name="_Toc231360063"/>
+      <w:bookmarkStart w:id="23" w:name="_Toc231364063"/>
       <w:r>
         <w:rPr>
           <w:rFonts w:ascii="Times New Roman" w:hAnsi="Times New Roman" w:cs="Times New Roman"/>
@@ -6150,7 +6150,7 @@
         <w:jc w:val="center"/>
       </w:pPr>
       <w:bookmarkStart w:id="24" w:name="_Toc353936146"/>
-      <w:bookmarkStart w:id="25" w:name="_Toc231360064"/>
+      <w:bookmarkStart w:id="25" w:name="_Toc231364064"/>
       <w:r>
         <w:rPr>
           <w:rFonts w:ascii="Times New Roman" w:hAnsi="Times New Roman" w:cs="Times New Roman"/>
@@ -6175,7 +6175,7 @@
         <w:ind w:left="720"/>
       </w:pPr>
       <w:bookmarkStart w:id="26" w:name="_Toc188375493"/>
-      <w:bookmarkStart w:id="27" w:name="_Toc231360065"/>
+      <w:bookmarkStart w:id="27" w:name="_Toc231364065"/>
       <w:r>
         <w:rPr>
           <w:rFonts w:ascii="Times New Roman" w:hAnsi="Times New Roman" w:cs="Times New Roman"/>
@@ -6808,7 +6808,7 @@
         <w:ind w:left="720"/>
       </w:pPr>
       <w:bookmarkStart w:id="40" w:name="_Toc2035445970"/>
-      <w:bookmarkStart w:id="41" w:name="_Toc231360066"/>
+      <w:bookmarkStart w:id="41" w:name="_Toc231364066"/>
       <w:r>
         <w:rPr>
           <w:rFonts w:ascii="Times New Roman" w:hAnsi="Times New Roman" w:cs="Times New Roman"/>
@@ -7086,7 +7086,7 @@
         <w:jc w:val="center"/>
       </w:pPr>
       <w:bookmarkStart w:id="52" w:name="_Toc694606184"/>
-      <w:bookmarkStart w:id="53" w:name="_Toc231360067"/>
+      <w:bookmarkStart w:id="53" w:name="_Toc231364067"/>
       <w:r>
         <w:rPr>
           <w:rFonts w:ascii="Times New Roman" w:hAnsi="Times New Roman" w:cs="Times New Roman"/>
@@ -7111,7 +7111,7 @@
         <w:ind w:left="720"/>
       </w:pPr>
       <w:bookmarkStart w:id="54" w:name="_Toc1938556152"/>
-      <w:bookmarkStart w:id="55" w:name="_Toc231360068"/>
+      <w:bookmarkStart w:id="55" w:name="_Toc231364068"/>
       <w:r>
         <w:rPr>
           <w:rFonts w:ascii="Times New Roman" w:hAnsi="Times New Roman" w:cs="Times New Roman"/>
@@ -7366,16 +7366,73 @@
         <w:rPr>
           <w:noProof/>
         </w:rPr>
+        <w:drawing>
+          <wp:anchor distT="0" distB="0" distL="114300" distR="114300" simplePos="0" relativeHeight="251659264" behindDoc="0" locked="0" layoutInCell="1" allowOverlap="1" wp14:anchorId="0C23EF18" wp14:editId="7DE962D2">
+            <wp:simplePos x="0" y="0"/>
+            <wp:positionH relativeFrom="column">
+              <wp:posOffset>-1134991</wp:posOffset>
+            </wp:positionH>
+            <wp:positionV relativeFrom="paragraph">
+              <wp:posOffset>2561611</wp:posOffset>
+            </wp:positionV>
+            <wp:extent cx="8077376" cy="3023980"/>
+            <wp:effectExtent l="0" t="6985" r="0" b="0"/>
+            <wp:wrapNone/>
+            <wp:docPr id="8" name="Attēls2"/>
+            <wp:cNvGraphicFramePr/>
+            <a:graphic xmlns:a="http://schemas.openxmlformats.org/drawingml/2006/main">
+              <a:graphicData uri="http://schemas.openxmlformats.org/drawingml/2006/picture">
+                <pic:pic xmlns:pic="http://schemas.openxmlformats.org/drawingml/2006/picture">
+                  <pic:nvPicPr>
+                    <pic:cNvPr id="0" name=""/>
+                    <pic:cNvPicPr/>
+                  </pic:nvPicPr>
+                  <pic:blipFill>
+                    <a:blip r:embed="rId11">
+                      <a:lum/>
+                      <a:alphaModFix/>
+                    </a:blip>
+                    <a:srcRect/>
+                    <a:stretch>
+                      <a:fillRect/>
+                    </a:stretch>
+                  </pic:blipFill>
+                  <pic:spPr>
+                    <a:xfrm rot="16200000">
+                      <a:off x="0" y="0"/>
+                      <a:ext cx="8155415" cy="3053196"/>
+                    </a:xfrm>
+                    <a:prstGeom prst="rect">
+                      <a:avLst/>
+                    </a:prstGeom>
+                    <a:noFill/>
+                  </pic:spPr>
+                </pic:pic>
+              </a:graphicData>
+            </a:graphic>
+            <wp14:sizeRelH relativeFrom="margin">
+              <wp14:pctWidth>0</wp14:pctWidth>
+            </wp14:sizeRelH>
+            <wp14:sizeRelV relativeFrom="margin">
+              <wp14:pctHeight>0</wp14:pctHeight>
+            </wp14:sizeRelV>
+          </wp:anchor>
+        </w:drawing>
+      </w:r>
+      <w:r>
+        <w:rPr>
+          <w:noProof/>
+        </w:rPr>
         <mc:AlternateContent>
           <mc:Choice Requires="wps">
             <w:drawing>
-              <wp:anchor distT="0" distB="0" distL="114300" distR="114300" simplePos="0" relativeHeight="31" behindDoc="0" locked="0" layoutInCell="1" allowOverlap="1" wp14:anchorId="42887983" wp14:editId="696DBA2E">
+              <wp:anchor distT="0" distB="0" distL="114300" distR="114300" simplePos="0" relativeHeight="31" behindDoc="0" locked="0" layoutInCell="1" allowOverlap="1" wp14:anchorId="42887983" wp14:editId="11B35291">
                 <wp:simplePos x="0" y="0"/>
                 <wp:positionH relativeFrom="column">
                   <wp:posOffset>1160145</wp:posOffset>
                 </wp:positionH>
                 <wp:positionV relativeFrom="paragraph">
-                  <wp:posOffset>7559040</wp:posOffset>
+                  <wp:posOffset>7993636</wp:posOffset>
                 </wp:positionV>
                 <wp:extent cx="3986640" cy="403860"/>
                 <wp:effectExtent l="0" t="0" r="15240" b="15240"/>
@@ -7428,7 +7485,7 @@
           </mc:Choice>
           <mc:Fallback>
             <w:pict>
-              <v:shape w14:anchorId="42887983" id="Teksta ietvars 19" o:spid="_x0000_s1029" type="#_x0000_t202" style="position:absolute;margin-left:91.35pt;margin-top:595.2pt;width:313.9pt;height:31.8pt;z-index:31;visibility:visible;mso-wrap-style:none;mso-height-percent:0;mso-wrap-distance-left:9pt;mso-wrap-distance-top:0;mso-wrap-distance-right:9pt;mso-wrap-distance-bottom:0;mso-position-horizontal:absolute;mso-position-horizontal-relative:text;mso-position-vertical:absolute;mso-position-vertical-relative:text;mso-height-percent:0;mso-height-relative:margin;v-text-anchor:top" o:gfxdata="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" filled="f" stroked="f">
+              <v:shape w14:anchorId="42887983" id="Teksta ietvars 19" o:spid="_x0000_s1029" type="#_x0000_t202" style="position:absolute;margin-left:91.35pt;margin-top:629.4pt;width:313.9pt;height:31.8pt;z-index:31;visibility:visible;mso-wrap-style:none;mso-height-percent:0;mso-wrap-distance-left:9pt;mso-wrap-distance-top:0;mso-wrap-distance-right:9pt;mso-wrap-distance-bottom:0;mso-position-horizontal:absolute;mso-position-horizontal-relative:text;mso-position-vertical:absolute;mso-position-vertical-relative:text;mso-height-percent:0;mso-height-relative:margin;v-text-anchor:top" o:gfxdata="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" filled="f" stroked="f">
                 <v:textbox inset="0,0,0,0">
                   <w:txbxContent>
                     <w:p>
@@ -7448,63 +7505,6 @@
             </w:pict>
           </mc:Fallback>
         </mc:AlternateContent>
-      </w:r>
-      <w:r>
-        <w:rPr>
-          <w:noProof/>
-        </w:rPr>
-        <w:drawing>
-          <wp:anchor distT="0" distB="0" distL="114300" distR="114300" simplePos="0" relativeHeight="251659264" behindDoc="0" locked="0" layoutInCell="1" allowOverlap="1" wp14:anchorId="0C23EF18" wp14:editId="1157EF6F">
-            <wp:simplePos x="0" y="0"/>
-            <wp:positionH relativeFrom="column">
-              <wp:posOffset>-994445</wp:posOffset>
-            </wp:positionH>
-            <wp:positionV relativeFrom="paragraph">
-              <wp:posOffset>2421924</wp:posOffset>
-            </wp:positionV>
-            <wp:extent cx="7626278" cy="2855100"/>
-            <wp:effectExtent l="4128" t="0" r="0" b="0"/>
-            <wp:wrapNone/>
-            <wp:docPr id="8" name="Attēls2"/>
-            <wp:cNvGraphicFramePr/>
-            <a:graphic xmlns:a="http://schemas.openxmlformats.org/drawingml/2006/main">
-              <a:graphicData uri="http://schemas.openxmlformats.org/drawingml/2006/picture">
-                <pic:pic xmlns:pic="http://schemas.openxmlformats.org/drawingml/2006/picture">
-                  <pic:nvPicPr>
-                    <pic:cNvPr id="0" name=""/>
-                    <pic:cNvPicPr/>
-                  </pic:nvPicPr>
-                  <pic:blipFill>
-                    <a:blip r:embed="rId11">
-                      <a:lum/>
-                      <a:alphaModFix/>
-                    </a:blip>
-                    <a:srcRect/>
-                    <a:stretch>
-                      <a:fillRect/>
-                    </a:stretch>
-                  </pic:blipFill>
-                  <pic:spPr>
-                    <a:xfrm rot="16200000">
-                      <a:off x="0" y="0"/>
-                      <a:ext cx="7628806" cy="2856046"/>
-                    </a:xfrm>
-                    <a:prstGeom prst="rect">
-                      <a:avLst/>
-                    </a:prstGeom>
-                    <a:noFill/>
-                  </pic:spPr>
-                </pic:pic>
-              </a:graphicData>
-            </a:graphic>
-            <wp14:sizeRelH relativeFrom="margin">
-              <wp14:pctWidth>0</wp14:pctWidth>
-            </wp14:sizeRelH>
-            <wp14:sizeRelV relativeFrom="margin">
-              <wp14:pctHeight>0</wp14:pctHeight>
-            </wp14:sizeRelV>
-          </wp:anchor>
-        </w:drawing>
       </w:r>
     </w:p>
     <w:p>
@@ -14141,7 +14141,7 @@
           <w:szCs w:val="28"/>
         </w:rPr>
       </w:pPr>
-      <w:bookmarkStart w:id="60" w:name="_Toc231360069"/>
+      <w:bookmarkStart w:id="60" w:name="_Toc231364069"/>
       <w:r>
         <w:rPr>
           <w:rFonts w:ascii="Times New Roman" w:hAnsi="Times New Roman" w:cs="Times New Roman"/>
@@ -15057,7 +15057,7 @@
         </w:rPr>
       </w:pPr>
       <w:bookmarkStart w:id="61" w:name="__RefHeading___Toc5708_227148629_Copy_1"/>
-      <w:bookmarkStart w:id="62" w:name="_Toc231360070"/>
+      <w:bookmarkStart w:id="62" w:name="_Toc231364070"/>
       <w:r>
         <w:rPr>
           <w:rFonts w:ascii="Times New Roman" w:hAnsi="Times New Roman" w:cs="Times New Roman"/>
@@ -15763,7 +15763,7 @@
         <w:spacing w:before="0" w:after="240" w:line="360" w:lineRule="auto"/>
         <w:jc w:val="center"/>
       </w:pPr>
-      <w:bookmarkStart w:id="63" w:name="_Toc231360071"/>
+      <w:bookmarkStart w:id="63" w:name="_Toc231364071"/>
       <w:r>
         <w:rPr>
           <w:rFonts w:ascii="Times New Roman" w:hAnsi="Times New Roman" w:cs="Times New Roman"/>
@@ -15810,7 +15810,7 @@
         <w:spacing w:before="0" w:after="0" w:line="360" w:lineRule="auto"/>
         <w:ind w:left="720"/>
       </w:pPr>
-      <w:bookmarkStart w:id="65" w:name="_Toc231360072"/>
+      <w:bookmarkStart w:id="65" w:name="_Toc231364072"/>
       <w:r>
         <w:rPr>
           <w:rFonts w:ascii="Times New Roman" w:hAnsi="Times New Roman" w:cs="Times New Roman"/>
@@ -17809,7 +17809,7 @@
           <w:szCs w:val="28"/>
         </w:rPr>
       </w:pPr>
-      <w:bookmarkStart w:id="66" w:name="_Toc231360073"/>
+      <w:bookmarkStart w:id="66" w:name="_Toc231364073"/>
       <w:r>
         <w:rPr>
           <w:rFonts w:ascii="Times New Roman" w:hAnsi="Times New Roman" w:cs="Times New Roman"/>
@@ -18414,7 +18414,7 @@
           <w:szCs w:val="28"/>
         </w:rPr>
       </w:pPr>
-      <w:bookmarkStart w:id="67" w:name="_Toc231360074"/>
+      <w:bookmarkStart w:id="67" w:name="_Toc231364074"/>
       <w:r>
         <w:rPr>
           <w:rFonts w:ascii="Times New Roman" w:hAnsi="Times New Roman" w:cs="Times New Roman"/>
@@ -18707,7 +18707,7 @@
         </w:rPr>
       </w:pPr>
       <w:bookmarkStart w:id="68" w:name="__RefHeading___Toc2738_3115770942_Copy_1"/>
-      <w:bookmarkStart w:id="69" w:name="_Toc231360075"/>
+      <w:bookmarkStart w:id="69" w:name="_Toc231364075"/>
       <w:r>
         <w:rPr>
           <w:rFonts w:ascii="Times New Roman" w:hAnsi="Times New Roman" w:cs="Times New Roman"/>
@@ -21204,7 +21204,7 @@
         <w:jc w:val="center"/>
       </w:pPr>
       <w:bookmarkStart w:id="72" w:name="_Toc493099261"/>
-      <w:bookmarkStart w:id="73" w:name="_Toc231360076"/>
+      <w:bookmarkStart w:id="73" w:name="_Toc231364076"/>
       <w:r>
         <w:rPr>
           <w:rFonts w:ascii="Times New Roman" w:hAnsi="Times New Roman" w:cs="Times New Roman"/>
@@ -21526,7 +21526,7 @@
       </w:pPr>
       <w:bookmarkStart w:id="74" w:name="_Toc1334722272_Copy_1"/>
       <w:bookmarkStart w:id="75" w:name="__RefHeading___Toc2748_3115770942_Copy_1"/>
-      <w:bookmarkStart w:id="76" w:name="_Toc231360077"/>
+      <w:bookmarkStart w:id="76" w:name="_Toc231364077"/>
       <w:r>
         <w:rPr>
           <w:rFonts w:cs="Times New Roman"/>
@@ -22480,7 +22480,7 @@
         <w:jc w:val="center"/>
       </w:pPr>
       <w:bookmarkStart w:id="77" w:name="_Toc1334722272"/>
-      <w:bookmarkStart w:id="78" w:name="_Toc231360078"/>
+      <w:bookmarkStart w:id="78" w:name="_Toc231364078"/>
       <w:r>
         <w:rPr>
           <w:rFonts w:ascii="Times New Roman" w:hAnsi="Times New Roman" w:cs="Times New Roman"/>
@@ -23790,7 +23790,7 @@
           <w:szCs w:val="32"/>
         </w:rPr>
       </w:pPr>
-      <w:bookmarkStart w:id="79" w:name="_Toc231360079"/>
+      <w:bookmarkStart w:id="79" w:name="_Toc231364079"/>
       <w:r>
         <w:rPr>
           <w:rFonts w:ascii="Times New Roman" w:hAnsi="Times New Roman" w:cs="Times New Roman"/>

--- a/Tehniskā  dokumentācija.docx
+++ b/Tehniskā  dokumentācija.docx
@@ -24475,7 +24475,25 @@
           <w:sz w:val="22"/>
           <w:szCs w:val="22"/>
         </w:rPr>
-        <w:t>// Pārbauda va lietotājs ir pieslēdzies kontā</w:t>
+        <w:t>// Pārbauda va</w:t>
+      </w:r>
+      <w:r>
+        <w:rPr>
+          <w:rFonts w:ascii="Consolas" w:hAnsi="Consolas" w:cs="Times New Roman"/>
+          <w:color w:val="000000"/>
+          <w:sz w:val="22"/>
+          <w:szCs w:val="22"/>
+        </w:rPr>
+        <w:t>i</w:t>
+      </w:r>
+      <w:r>
+        <w:rPr>
+          <w:rFonts w:ascii="Consolas" w:hAnsi="Consolas" w:cs="Times New Roman"/>
+          <w:color w:val="000000"/>
+          <w:sz w:val="22"/>
+          <w:szCs w:val="22"/>
+        </w:rPr>
+        <w:t xml:space="preserve"> lietotājs ir pieslēdzies kontā</w:t>
       </w:r>
     </w:p>
     <w:p>

--- a/Tehniskā  dokumentācija.docx
+++ b/Tehniskā  dokumentācija.docx
@@ -8566,7 +8566,10 @@
               <w:jc w:val="center"/>
             </w:pPr>
             <w:r>
-              <w:t>70</w:t>
+              <w:t>10</w:t>
+            </w:r>
+            <w:r>
+              <w:t>0</w:t>
             </w:r>
           </w:p>
         </w:tc>
@@ -11480,7 +11483,7 @@
               <w:jc w:val="center"/>
             </w:pPr>
             <w:r>
-              <w:t>100</w:t>
+              <w:t>255</w:t>
             </w:r>
           </w:p>
         </w:tc>
